--- a/2023100068_刘崇基_ML_CV_Assignment.docx
+++ b/2023100068_刘崇基_ML_CV_Assignment.docx
@@ -153,7 +153,7 @@
           <w:u w:val="single"/>
           <w:lang w:val="en-US" w:eastAsia="zh-CN"/>
         </w:rPr>
-        <w:t xml:space="preserve">    CNN训练过程与性能分析实验                     </w:t>
+        <w:t xml:space="preserve">    Transformer中正弦位置编码与旋转位置编码（RoPE）原理实现及性能对比实验                     </w:t>
       </w:r>
       <w:r>
         <w:rPr>
@@ -748,601 +748,2074 @@
           <w:b/>
           <w:sz w:val="24"/>
         </w:rPr>
-        <w:t>1. 理解优化器与学习率对 CNN 训练过程与模型性能的影响。</w:t>
-      </w:r>
-    </w:p>
-    <w:p>
-      <w:pPr>
-        <w:numPr>
-          <w:ilvl w:val="0"/>
-          <w:numId w:val="0"/>
-        </w:numPr>
-        <w:spacing w:line="360" w:lineRule="auto"/>
-        <w:ind w:leftChars="0"/>
-        <w:rPr>
-          <w:rFonts w:hint="eastAsia"/>
-          <w:b/>
-          <w:sz w:val="24"/>
-        </w:rPr>
-      </w:pPr>
-      <w:r>
-        <w:rPr>
-          <w:rFonts w:hint="eastAsia"/>
-          <w:b/>
-          <w:sz w:val="24"/>
-        </w:rPr>
-        <w:t>2. 对比 SGD、SGD+Momentum、Adam 三种优化器的训练效果。</w:t>
-      </w:r>
-    </w:p>
-    <w:p>
-      <w:pPr>
-        <w:numPr>
-          <w:ilvl w:val="0"/>
-          <w:numId w:val="0"/>
-        </w:numPr>
-        <w:spacing w:line="360" w:lineRule="auto"/>
-        <w:ind w:leftChars="0"/>
-        <w:rPr>
-          <w:rFonts w:hint="eastAsia"/>
-          <w:b/>
-          <w:sz w:val="24"/>
-        </w:rPr>
-      </w:pPr>
-      <w:r>
-        <w:rPr>
-          <w:rFonts w:hint="eastAsia"/>
-          <w:b/>
-          <w:sz w:val="24"/>
-        </w:rPr>
-        <w:t>3. 掌握 CNN 卷积核与**特征图（Feature Map）**可视化方法，理解卷积层特征提取原理。</w:t>
-      </w:r>
-    </w:p>
-    <w:p>
-      <w:pPr>
-        <w:numPr>
-          <w:ilvl w:val="0"/>
-          <w:numId w:val="0"/>
-        </w:numPr>
-        <w:spacing w:line="360" w:lineRule="auto"/>
-        <w:ind w:leftChars="0"/>
-        <w:rPr>
-          <w:rFonts w:hint="eastAsia"/>
-          <w:b/>
-          <w:sz w:val="24"/>
-        </w:rPr>
-      </w:pPr>
-      <w:r>
-        <w:rPr>
-          <w:rFonts w:hint="eastAsia"/>
-          <w:b/>
-          <w:sz w:val="24"/>
-        </w:rPr>
-        <w:t>4. 分析模型错误分类样本，定位易混淆类别与错误原因。</w:t>
-      </w:r>
-    </w:p>
-    <w:p>
-      <w:pPr>
-        <w:numPr>
-          <w:ilvl w:val="0"/>
-          <w:numId w:val="0"/>
-        </w:numPr>
-        <w:spacing w:line="360" w:lineRule="auto"/>
-        <w:ind w:leftChars="0"/>
-        <w:rPr>
-          <w:rFonts w:hint="eastAsia"/>
-          <w:b/>
-          <w:sz w:val="24"/>
-        </w:rPr>
-      </w:pPr>
-      <w:r>
-        <w:rPr>
-          <w:rFonts w:hint="eastAsia"/>
-          <w:b/>
-          <w:sz w:val="24"/>
-        </w:rPr>
-        <w:t>5. 学会用损失/精度曲线和混淆矩阵评价模型表现。</w:t>
-      </w:r>
-    </w:p>
-    <w:p>
-      <w:pPr>
-        <w:numPr>
-          <w:ilvl w:val="0"/>
-          <w:numId w:val="0"/>
-        </w:numPr>
-        <w:spacing w:line="360" w:lineRule="auto"/>
-        <w:ind w:leftChars="0"/>
-        <w:rPr>
-          <w:b/>
-          <w:sz w:val="24"/>
-        </w:rPr>
-      </w:pPr>
+        <w:t>1. 理解Transformer自注意力机制无法感知序列时序信息的核心缺陷，掌握位置编码在大语言模型、Transformer架构中的必要性。</w:t>
+      </w:r>
+    </w:p>
+    <w:p>
+      <w:pPr>
+        <w:numPr>
+          <w:ilvl w:val="0"/>
+          <w:numId w:val="0"/>
+        </w:numPr>
+        <w:spacing w:line="360" w:lineRule="auto"/>
+        <w:ind w:leftChars="0"/>
+        <w:rPr>
+          <w:rFonts w:hint="eastAsia"/>
+          <w:b/>
+          <w:sz w:val="24"/>
+        </w:rPr>
+      </w:pPr>
+      <w:r>
+        <w:rPr>
+          <w:rFonts w:hint="eastAsia"/>
+          <w:b/>
+          <w:sz w:val="24"/>
+        </w:rPr>
+        <w:t>2. 基于NumPy从零实现原始正弦位置编码、二维基础向量旋转、高维RoPE旋转位置编码，吃透两类位置编码底层数学公式与代码逻辑。</w:t>
+      </w:r>
+    </w:p>
+    <w:p>
+      <w:pPr>
+        <w:numPr>
+          <w:ilvl w:val="0"/>
+          <w:numId w:val="0"/>
+        </w:numPr>
+        <w:spacing w:line="360" w:lineRule="auto"/>
+        <w:ind w:leftChars="0"/>
+        <w:rPr>
+          <w:rFonts w:hint="eastAsia"/>
+          <w:b/>
+          <w:sz w:val="24"/>
+        </w:rPr>
+      </w:pPr>
+      <w:r>
+        <w:rPr>
+          <w:rFonts w:hint="eastAsia"/>
+          <w:b/>
+          <w:sz w:val="24"/>
+        </w:rPr>
+        <w:t>3. 对比加法式正弦位置编码（E+pos）与旋转式RoPE编码的信息融合方式，剖析加法编码存在的内容与位置信息耦合问题。</w:t>
+      </w:r>
+    </w:p>
+    <w:p>
+      <w:pPr>
+        <w:numPr>
+          <w:ilvl w:val="0"/>
+          <w:numId w:val="0"/>
+        </w:numPr>
+        <w:spacing w:line="360" w:lineRule="auto"/>
+        <w:ind w:leftChars="0"/>
+        <w:rPr>
+          <w:rFonts w:hint="eastAsia"/>
+          <w:b/>
+          <w:sz w:val="24"/>
+        </w:rPr>
+      </w:pPr>
+      <w:r>
+        <w:rPr>
+          <w:rFonts w:hint="eastAsia"/>
+          <w:b/>
+          <w:sz w:val="24"/>
+        </w:rPr>
+        <w:t>4. 通过控制变量实验，验证RoPE仅依赖相对位置、与绝对位置无关的核心特性，明确RoPE相较于传统正弦位置编码的优势。</w:t>
+      </w:r>
+    </w:p>
+    <w:p>
+      <w:pPr>
+        <w:numPr>
+          <w:ilvl w:val="0"/>
+          <w:numId w:val="0"/>
+        </w:numPr>
+        <w:spacing w:line="360" w:lineRule="auto"/>
+        <w:ind w:leftChars="0"/>
+        <w:rPr>
+          <w:rFonts w:hint="eastAsia"/>
+          <w:b/>
+          <w:sz w:val="24"/>
+        </w:rPr>
+      </w:pPr>
+      <w:r>
+        <w:rPr>
+          <w:rFonts w:hint="eastAsia"/>
+          <w:b/>
+          <w:sz w:val="24"/>
+        </w:rPr>
+        <w:t>5. 梳理两类位置编码的适用场景、优缺点，理解当下大模型普遍选用RoPE替代传统正弦位置编码的底层原因。</w:t>
+      </w:r>
+    </w:p>
+    <w:p>
+      <w:pPr>
+        <w:numPr>
+          <w:ilvl w:val="0"/>
+          <w:numId w:val="0"/>
+        </w:numPr>
+        <w:spacing w:line="360" w:lineRule="auto"/>
+        <w:ind w:leftChars="0"/>
+        <w:rPr>
+          <w:b/>
+          <w:sz w:val="24"/>
+        </w:rPr>
+      </w:pPr>
+    </w:p>
+    <w:p>
+      <w:pPr>
+        <w:numPr>
+          <w:ilvl w:val="0"/>
+          <w:numId w:val="1"/>
+        </w:numPr>
+        <w:spacing w:line="360" w:lineRule="auto"/>
+        <w:ind w:left="720" w:leftChars="0" w:firstLineChars="0"/>
+        <w:rPr>
+          <w:b/>
+          <w:sz w:val="24"/>
+        </w:rPr>
+      </w:pPr>
+      <w:r>
+        <w:rPr>
+          <w:rFonts w:hint="eastAsia"/>
+          <w:b/>
+          <w:sz w:val="24"/>
+        </w:rPr>
+        <w:t>实验原理</w:t>
+      </w:r>
+    </w:p>
+    <w:p>
+      <w:pPr>
+        <w:numPr>
+          <w:numId w:val="0"/>
+        </w:numPr>
+        <w:spacing w:line="360" w:lineRule="auto"/>
+        <w:ind w:leftChars="0"/>
+        <w:rPr>
+          <w:rFonts w:hint="eastAsia"/>
+          <w:b/>
+          <w:sz w:val="24"/>
+        </w:rPr>
+      </w:pPr>
+      <w:r>
+        <w:rPr>
+          <w:rFonts w:hint="eastAsia"/>
+          <w:b/>
+          <w:sz w:val="24"/>
+        </w:rPr>
+        <w:t>3.1 Transformer引入位置编码的底层原理</w:t>
+      </w:r>
+    </w:p>
+    <w:p>
+      <w:pPr>
+        <w:numPr>
+          <w:numId w:val="0"/>
+        </w:numPr>
+        <w:spacing w:line="360" w:lineRule="auto"/>
+        <w:ind w:leftChars="0"/>
+        <w:rPr>
+          <w:rFonts w:hint="eastAsia"/>
+          <w:b/>
+          <w:sz w:val="24"/>
+        </w:rPr>
+      </w:pPr>
+      <w:r>
+        <w:rPr>
+          <w:rFonts w:hint="eastAsia"/>
+          <w:b/>
+          <w:sz w:val="24"/>
+        </w:rPr>
+        <w:t xml:space="preserve"> </w:t>
+      </w:r>
+    </w:p>
+    <w:p>
+      <w:pPr>
+        <w:numPr>
+          <w:numId w:val="0"/>
+        </w:numPr>
+        <w:spacing w:line="360" w:lineRule="auto"/>
+        <w:ind w:leftChars="0"/>
+        <w:rPr>
+          <w:rFonts w:hint="eastAsia"/>
+          <w:b/>
+          <w:sz w:val="24"/>
+        </w:rPr>
+      </w:pPr>
+      <w:r>
+        <w:rPr>
+          <w:rFonts w:hint="eastAsia"/>
+          <w:b/>
+          <w:sz w:val="24"/>
+        </w:rPr>
+        <w:t>Transformer自注意力机制基于矩阵运算实现token之间的关联计算，运算过程具备排列等变性：交换序列中token的位置，注意力计算结果不会发生变化。但自然语言文本、时序数据具备严格的先后语序，模型必须引入外部位置信息，才能区分不同位置的词元，因此位置编码是Transformer处理时序序列的必备模块。</w:t>
+      </w:r>
+    </w:p>
+    <w:p>
+      <w:pPr>
+        <w:numPr>
+          <w:numId w:val="0"/>
+        </w:numPr>
+        <w:spacing w:line="360" w:lineRule="auto"/>
+        <w:ind w:leftChars="0"/>
+        <w:rPr>
+          <w:rFonts w:hint="eastAsia"/>
+          <w:b/>
+          <w:sz w:val="24"/>
+        </w:rPr>
+      </w:pPr>
+      <w:r>
+        <w:rPr>
+          <w:rFonts w:hint="eastAsia"/>
+          <w:b/>
+          <w:sz w:val="24"/>
+        </w:rPr>
+        <w:t xml:space="preserve"> </w:t>
+      </w:r>
+    </w:p>
+    <w:p>
+      <w:pPr>
+        <w:numPr>
+          <w:numId w:val="0"/>
+        </w:numPr>
+        <w:spacing w:line="360" w:lineRule="auto"/>
+        <w:ind w:leftChars="0"/>
+        <w:rPr>
+          <w:rFonts w:hint="eastAsia"/>
+          <w:b/>
+          <w:sz w:val="24"/>
+        </w:rPr>
+      </w:pPr>
+      <w:r>
+        <w:rPr>
+          <w:rFonts w:hint="eastAsia"/>
+          <w:b/>
+          <w:sz w:val="24"/>
+        </w:rPr>
+        <w:t>3.2 正弦位置编码（Sinusoidal Position Encoding）原理</w:t>
+      </w:r>
+    </w:p>
+    <w:p>
+      <w:pPr>
+        <w:numPr>
+          <w:numId w:val="0"/>
+        </w:numPr>
+        <w:spacing w:line="360" w:lineRule="auto"/>
+        <w:ind w:leftChars="0"/>
+        <w:rPr>
+          <w:rFonts w:hint="eastAsia"/>
+          <w:b/>
+          <w:sz w:val="24"/>
+        </w:rPr>
+      </w:pPr>
+      <w:r>
+        <w:rPr>
+          <w:rFonts w:hint="eastAsia"/>
+          <w:b/>
+          <w:sz w:val="24"/>
+        </w:rPr>
+        <w:t xml:space="preserve"> </w:t>
+      </w:r>
+    </w:p>
+    <w:p>
+      <w:pPr>
+        <w:numPr>
+          <w:numId w:val="0"/>
+        </w:numPr>
+        <w:spacing w:line="360" w:lineRule="auto"/>
+        <w:ind w:leftChars="0"/>
+        <w:rPr>
+          <w:rFonts w:hint="eastAsia"/>
+          <w:b/>
+          <w:sz w:val="24"/>
+        </w:rPr>
+      </w:pPr>
+      <w:r>
+        <w:rPr>
+          <w:rFonts w:hint="eastAsia"/>
+          <w:b/>
+          <w:sz w:val="24"/>
+        </w:rPr>
+        <w:t>原始Transformer采用固定正弦余弦函数生成位置向量，无需训练参数，属于静态绝对位置编码。针对序列位置pos、向量维度d、维度索引2i，计算公式如下：</w:t>
+      </w:r>
+    </w:p>
+    <w:p>
+      <w:pPr>
+        <w:numPr>
+          <w:numId w:val="0"/>
+        </w:numPr>
+        <w:spacing w:line="360" w:lineRule="auto"/>
+        <w:ind w:leftChars="0"/>
+        <w:rPr>
+          <w:rFonts w:hint="eastAsia"/>
+          <w:b/>
+          <w:sz w:val="24"/>
+        </w:rPr>
+      </w:pPr>
+      <w:r>
+        <w:rPr>
+          <w:rFonts w:hint="eastAsia"/>
+          <w:b/>
+          <w:sz w:val="24"/>
+        </w:rPr>
+        <w:t xml:space="preserve"> </w:t>
+      </w:r>
+    </w:p>
+    <w:p>
+      <w:pPr>
+        <w:numPr>
+          <w:numId w:val="0"/>
+        </w:numPr>
+        <w:spacing w:line="360" w:lineRule="auto"/>
+        <w:ind w:leftChars="0"/>
+        <w:rPr>
+          <w:rFonts w:hint="eastAsia"/>
+          <w:b/>
+          <w:sz w:val="24"/>
+        </w:rPr>
+      </w:pPr>
+    </w:p>
+    <w:p>
+      <w:pPr>
+        <w:numPr>
+          <w:numId w:val="0"/>
+        </w:numPr>
+        <w:spacing w:line="360" w:lineRule="auto"/>
+        <w:ind w:leftChars="0"/>
+        <w:rPr>
+          <w:rFonts w:hint="eastAsia"/>
+          <w:b/>
+          <w:sz w:val="24"/>
+        </w:rPr>
+      </w:pPr>
+      <w:r>
+        <w:rPr>
+          <w:rFonts w:hint="eastAsia"/>
+          <w:b/>
+          <w:sz w:val="24"/>
+        </w:rPr>
+        <w:t>\begin{cases}</w:t>
+      </w:r>
+    </w:p>
+    <w:p>
+      <w:pPr>
+        <w:numPr>
+          <w:numId w:val="0"/>
+        </w:numPr>
+        <w:spacing w:line="360" w:lineRule="auto"/>
+        <w:ind w:leftChars="0"/>
+        <w:rPr>
+          <w:rFonts w:hint="eastAsia"/>
+          <w:b/>
+          <w:sz w:val="24"/>
+        </w:rPr>
+      </w:pPr>
+      <w:r>
+        <w:rPr>
+          <w:rFonts w:hint="eastAsia"/>
+          <w:b/>
+          <w:sz w:val="24"/>
+        </w:rPr>
+        <w:t>PE_{(pos,2i)} = \sin(pos/10000^{2i/d})\\</w:t>
+      </w:r>
+    </w:p>
+    <w:p>
+      <w:pPr>
+        <w:numPr>
+          <w:numId w:val="0"/>
+        </w:numPr>
+        <w:spacing w:line="360" w:lineRule="auto"/>
+        <w:ind w:leftChars="0"/>
+        <w:rPr>
+          <w:rFonts w:hint="eastAsia"/>
+          <w:b/>
+          <w:sz w:val="24"/>
+        </w:rPr>
+      </w:pPr>
+      <w:r>
+        <w:rPr>
+          <w:rFonts w:hint="eastAsia"/>
+          <w:b/>
+          <w:sz w:val="24"/>
+        </w:rPr>
+        <w:t>PE_{(pos,2i+1)} = \cos(pos/10000^{2i/d})</w:t>
+      </w:r>
+    </w:p>
+    <w:p>
+      <w:pPr>
+        <w:numPr>
+          <w:numId w:val="0"/>
+        </w:numPr>
+        <w:spacing w:line="360" w:lineRule="auto"/>
+        <w:ind w:leftChars="0"/>
+        <w:rPr>
+          <w:rFonts w:hint="eastAsia"/>
+          <w:b/>
+          <w:sz w:val="24"/>
+        </w:rPr>
+      </w:pPr>
+      <w:r>
+        <w:rPr>
+          <w:rFonts w:hint="eastAsia"/>
+          <w:b/>
+          <w:sz w:val="24"/>
+        </w:rPr>
+        <w:t>\end{cases}</w:t>
+      </w:r>
+    </w:p>
+    <w:p>
+      <w:pPr>
+        <w:numPr>
+          <w:numId w:val="0"/>
+        </w:numPr>
+        <w:spacing w:line="360" w:lineRule="auto"/>
+        <w:ind w:leftChars="0"/>
+        <w:rPr>
+          <w:rFonts w:hint="eastAsia"/>
+          <w:b/>
+          <w:sz w:val="24"/>
+        </w:rPr>
+      </w:pPr>
+    </w:p>
+    <w:p>
+      <w:pPr>
+        <w:numPr>
+          <w:numId w:val="0"/>
+        </w:numPr>
+        <w:spacing w:line="360" w:lineRule="auto"/>
+        <w:ind w:leftChars="0"/>
+        <w:rPr>
+          <w:rFonts w:hint="eastAsia"/>
+          <w:b/>
+          <w:sz w:val="24"/>
+        </w:rPr>
+      </w:pPr>
+      <w:r>
+        <w:rPr>
+          <w:rFonts w:hint="eastAsia"/>
+          <w:b/>
+          <w:sz w:val="24"/>
+        </w:rPr>
+        <w:t xml:space="preserve"> </w:t>
+      </w:r>
+    </w:p>
+    <w:p>
+      <w:pPr>
+        <w:numPr>
+          <w:numId w:val="0"/>
+        </w:numPr>
+        <w:spacing w:line="360" w:lineRule="auto"/>
+        <w:ind w:leftChars="0"/>
+        <w:rPr>
+          <w:rFonts w:hint="eastAsia"/>
+          <w:b/>
+          <w:sz w:val="24"/>
+        </w:rPr>
+      </w:pPr>
+      <w:r>
+        <w:rPr>
+          <w:rFonts w:hint="eastAsia"/>
+          <w:b/>
+          <w:sz w:val="24"/>
+        </w:rPr>
+        <w:t>生成位置编码后，直接将词嵌入向量E与位置编码向量PE逐元素相加，即输入为E+PE，通过加法方式融合语义信息与位置信息，仅能建模绝对位置关系。</w:t>
+      </w:r>
+    </w:p>
+    <w:p>
+      <w:pPr>
+        <w:numPr>
+          <w:numId w:val="0"/>
+        </w:numPr>
+        <w:spacing w:line="360" w:lineRule="auto"/>
+        <w:ind w:leftChars="0"/>
+        <w:rPr>
+          <w:rFonts w:hint="eastAsia"/>
+          <w:b/>
+          <w:sz w:val="24"/>
+        </w:rPr>
+      </w:pPr>
+      <w:r>
+        <w:rPr>
+          <w:rFonts w:hint="eastAsia"/>
+          <w:b/>
+          <w:sz w:val="24"/>
+        </w:rPr>
+        <w:t xml:space="preserve"> </w:t>
+      </w:r>
+    </w:p>
+    <w:p>
+      <w:pPr>
+        <w:numPr>
+          <w:numId w:val="0"/>
+        </w:numPr>
+        <w:spacing w:line="360" w:lineRule="auto"/>
+        <w:ind w:leftChars="0"/>
+        <w:rPr>
+          <w:rFonts w:hint="eastAsia"/>
+          <w:b/>
+          <w:sz w:val="24"/>
+        </w:rPr>
+      </w:pPr>
+      <w:r>
+        <w:rPr>
+          <w:rFonts w:hint="eastAsia"/>
+          <w:b/>
+          <w:sz w:val="24"/>
+        </w:rPr>
+        <w:t>3.3 二维向量旋转原理（RoPE基础）</w:t>
+      </w:r>
+    </w:p>
+    <w:p>
+      <w:pPr>
+        <w:numPr>
+          <w:numId w:val="0"/>
+        </w:numPr>
+        <w:spacing w:line="360" w:lineRule="auto"/>
+        <w:ind w:leftChars="0"/>
+        <w:rPr>
+          <w:rFonts w:hint="eastAsia"/>
+          <w:b/>
+          <w:sz w:val="24"/>
+        </w:rPr>
+      </w:pPr>
+      <w:r>
+        <w:rPr>
+          <w:rFonts w:hint="eastAsia"/>
+          <w:b/>
+          <w:sz w:val="24"/>
+        </w:rPr>
+        <w:t xml:space="preserve"> </w:t>
+      </w:r>
+    </w:p>
+    <w:p>
+      <w:pPr>
+        <w:numPr>
+          <w:numId w:val="0"/>
+        </w:numPr>
+        <w:spacing w:line="360" w:lineRule="auto"/>
+        <w:ind w:leftChars="0"/>
+        <w:rPr>
+          <w:rFonts w:hint="eastAsia"/>
+          <w:b/>
+          <w:sz w:val="24"/>
+        </w:rPr>
+      </w:pPr>
+      <w:r>
+        <w:rPr>
+          <w:rFonts w:hint="eastAsia"/>
+          <w:b/>
+          <w:sz w:val="24"/>
+        </w:rPr>
+        <w:t>RoPE核心依托二维旋转变换注入位置信息，标准二维旋转矩阵为：</w:t>
+      </w:r>
+    </w:p>
+    <w:p>
+      <w:pPr>
+        <w:numPr>
+          <w:numId w:val="0"/>
+        </w:numPr>
+        <w:spacing w:line="360" w:lineRule="auto"/>
+        <w:ind w:leftChars="0"/>
+        <w:rPr>
+          <w:rFonts w:hint="eastAsia"/>
+          <w:b/>
+          <w:sz w:val="24"/>
+        </w:rPr>
+      </w:pPr>
+      <w:r>
+        <w:rPr>
+          <w:rFonts w:hint="eastAsia"/>
+          <w:b/>
+          <w:sz w:val="24"/>
+        </w:rPr>
+        <w:t xml:space="preserve"> </w:t>
+      </w:r>
+    </w:p>
+    <w:p>
+      <w:pPr>
+        <w:numPr>
+          <w:numId w:val="0"/>
+        </w:numPr>
+        <w:spacing w:line="360" w:lineRule="auto"/>
+        <w:ind w:leftChars="0"/>
+        <w:rPr>
+          <w:rFonts w:hint="eastAsia"/>
+          <w:b/>
+          <w:sz w:val="24"/>
+        </w:rPr>
+      </w:pPr>
+    </w:p>
+    <w:p>
+      <w:pPr>
+        <w:numPr>
+          <w:numId w:val="0"/>
+        </w:numPr>
+        <w:spacing w:line="360" w:lineRule="auto"/>
+        <w:ind w:leftChars="0"/>
+        <w:rPr>
+          <w:rFonts w:hint="eastAsia"/>
+          <w:b/>
+          <w:sz w:val="24"/>
+        </w:rPr>
+      </w:pPr>
+      <w:r>
+        <w:rPr>
+          <w:rFonts w:hint="eastAsia"/>
+          <w:b/>
+          <w:sz w:val="24"/>
+        </w:rPr>
+        <w:t>R(\theta) = \begin{bmatrix}</w:t>
+      </w:r>
+    </w:p>
+    <w:p>
+      <w:pPr>
+        <w:numPr>
+          <w:numId w:val="0"/>
+        </w:numPr>
+        <w:spacing w:line="360" w:lineRule="auto"/>
+        <w:ind w:leftChars="0"/>
+        <w:rPr>
+          <w:rFonts w:hint="eastAsia"/>
+          <w:b/>
+          <w:sz w:val="24"/>
+        </w:rPr>
+      </w:pPr>
+      <w:r>
+        <w:rPr>
+          <w:rFonts w:hint="eastAsia"/>
+          <w:b/>
+          <w:sz w:val="24"/>
+        </w:rPr>
+        <w:t>\cos\theta &amp; -\sin\theta \\</w:t>
+      </w:r>
+    </w:p>
+    <w:p>
+      <w:pPr>
+        <w:numPr>
+          <w:numId w:val="0"/>
+        </w:numPr>
+        <w:spacing w:line="360" w:lineRule="auto"/>
+        <w:ind w:leftChars="0"/>
+        <w:rPr>
+          <w:rFonts w:hint="eastAsia"/>
+          <w:b/>
+          <w:sz w:val="24"/>
+        </w:rPr>
+      </w:pPr>
+      <w:r>
+        <w:rPr>
+          <w:rFonts w:hint="eastAsia"/>
+          <w:b/>
+          <w:sz w:val="24"/>
+        </w:rPr>
+        <w:t>\sin\theta &amp; \cos\theta</w:t>
+      </w:r>
+    </w:p>
+    <w:p>
+      <w:pPr>
+        <w:numPr>
+          <w:numId w:val="0"/>
+        </w:numPr>
+        <w:spacing w:line="360" w:lineRule="auto"/>
+        <w:ind w:leftChars="0"/>
+        <w:rPr>
+          <w:rFonts w:hint="eastAsia"/>
+          <w:b/>
+          <w:sz w:val="24"/>
+        </w:rPr>
+      </w:pPr>
+      <w:r>
+        <w:rPr>
+          <w:rFonts w:hint="eastAsia"/>
+          <w:b/>
+          <w:sz w:val="24"/>
+        </w:rPr>
+        <w:t>\end{bmatrix}</w:t>
+      </w:r>
+    </w:p>
+    <w:p>
+      <w:pPr>
+        <w:numPr>
+          <w:numId w:val="0"/>
+        </w:numPr>
+        <w:spacing w:line="360" w:lineRule="auto"/>
+        <w:ind w:leftChars="0"/>
+        <w:rPr>
+          <w:rFonts w:hint="eastAsia"/>
+          <w:b/>
+          <w:sz w:val="24"/>
+        </w:rPr>
+      </w:pPr>
+    </w:p>
+    <w:p>
+      <w:pPr>
+        <w:numPr>
+          <w:numId w:val="0"/>
+        </w:numPr>
+        <w:spacing w:line="360" w:lineRule="auto"/>
+        <w:ind w:leftChars="0"/>
+        <w:rPr>
+          <w:rFonts w:hint="eastAsia"/>
+          <w:b/>
+          <w:sz w:val="24"/>
+        </w:rPr>
+      </w:pPr>
+      <w:r>
+        <w:rPr>
+          <w:rFonts w:hint="eastAsia"/>
+          <w:b/>
+          <w:sz w:val="24"/>
+        </w:rPr>
+        <w:t xml:space="preserve"> </w:t>
+      </w:r>
+    </w:p>
+    <w:p>
+      <w:pPr>
+        <w:numPr>
+          <w:numId w:val="0"/>
+        </w:numPr>
+        <w:spacing w:line="360" w:lineRule="auto"/>
+        <w:ind w:leftChars="0"/>
+        <w:rPr>
+          <w:rFonts w:hint="eastAsia"/>
+          <w:b/>
+          <w:sz w:val="24"/>
+        </w:rPr>
+      </w:pPr>
+      <w:r>
+        <w:rPr>
+          <w:rFonts w:hint="eastAsia"/>
+          <w:b/>
+          <w:sz w:val="24"/>
+        </w:rPr>
+        <w:t>原始二维向量[x_1,x_2]经过角度\theta旋转后，输出向量：</w:t>
+      </w:r>
+    </w:p>
+    <w:p>
+      <w:pPr>
+        <w:numPr>
+          <w:numId w:val="0"/>
+        </w:numPr>
+        <w:spacing w:line="360" w:lineRule="auto"/>
+        <w:ind w:leftChars="0"/>
+        <w:rPr>
+          <w:rFonts w:hint="eastAsia"/>
+          <w:b/>
+          <w:sz w:val="24"/>
+        </w:rPr>
+      </w:pPr>
+      <w:r>
+        <w:rPr>
+          <w:rFonts w:hint="eastAsia"/>
+          <w:b/>
+          <w:sz w:val="24"/>
+        </w:rPr>
+        <w:t xml:space="preserve"> </w:t>
+      </w:r>
+    </w:p>
+    <w:p>
+      <w:pPr>
+        <w:numPr>
+          <w:numId w:val="0"/>
+        </w:numPr>
+        <w:spacing w:line="360" w:lineRule="auto"/>
+        <w:ind w:leftChars="0"/>
+        <w:rPr>
+          <w:rFonts w:hint="eastAsia"/>
+          <w:b/>
+          <w:sz w:val="24"/>
+        </w:rPr>
+      </w:pPr>
+    </w:p>
+    <w:p>
+      <w:pPr>
+        <w:numPr>
+          <w:numId w:val="0"/>
+        </w:numPr>
+        <w:spacing w:line="360" w:lineRule="auto"/>
+        <w:ind w:leftChars="0"/>
+        <w:rPr>
+          <w:rFonts w:hint="eastAsia"/>
+          <w:b/>
+          <w:sz w:val="24"/>
+        </w:rPr>
+      </w:pPr>
+      <w:r>
+        <w:rPr>
+          <w:rFonts w:hint="eastAsia"/>
+          <w:b/>
+          <w:sz w:val="24"/>
+        </w:rPr>
+        <w:t>\begin{bmatrix}x_1'\\x_2'\end{bmatrix}= \begin{bmatrix}</w:t>
+      </w:r>
+    </w:p>
+    <w:p>
+      <w:pPr>
+        <w:numPr>
+          <w:numId w:val="0"/>
+        </w:numPr>
+        <w:spacing w:line="360" w:lineRule="auto"/>
+        <w:ind w:leftChars="0"/>
+        <w:rPr>
+          <w:rFonts w:hint="eastAsia"/>
+          <w:b/>
+          <w:sz w:val="24"/>
+        </w:rPr>
+      </w:pPr>
+      <w:r>
+        <w:rPr>
+          <w:rFonts w:hint="eastAsia"/>
+          <w:b/>
+          <w:sz w:val="24"/>
+        </w:rPr>
+        <w:t>\cos\theta &amp; -\sin\theta \\</w:t>
+      </w:r>
+    </w:p>
+    <w:p>
+      <w:pPr>
+        <w:numPr>
+          <w:numId w:val="0"/>
+        </w:numPr>
+        <w:spacing w:line="360" w:lineRule="auto"/>
+        <w:ind w:leftChars="0"/>
+        <w:rPr>
+          <w:rFonts w:hint="eastAsia"/>
+          <w:b/>
+          <w:sz w:val="24"/>
+        </w:rPr>
+      </w:pPr>
+      <w:r>
+        <w:rPr>
+          <w:rFonts w:hint="eastAsia"/>
+          <w:b/>
+          <w:sz w:val="24"/>
+        </w:rPr>
+        <w:t>\sin\theta &amp; \cos\theta</w:t>
+      </w:r>
+    </w:p>
+    <w:p>
+      <w:pPr>
+        <w:numPr>
+          <w:numId w:val="0"/>
+        </w:numPr>
+        <w:spacing w:line="360" w:lineRule="auto"/>
+        <w:ind w:leftChars="0"/>
+        <w:rPr>
+          <w:rFonts w:hint="eastAsia"/>
+          <w:b/>
+          <w:sz w:val="24"/>
+        </w:rPr>
+      </w:pPr>
+      <w:r>
+        <w:rPr>
+          <w:rFonts w:hint="eastAsia"/>
+          <w:b/>
+          <w:sz w:val="24"/>
+        </w:rPr>
+        <w:t>\end{bmatrix}\begin{bmatrix}x_1\\x_2\end{bmatrix}</w:t>
+      </w:r>
+    </w:p>
+    <w:p>
+      <w:pPr>
+        <w:numPr>
+          <w:numId w:val="0"/>
+        </w:numPr>
+        <w:spacing w:line="360" w:lineRule="auto"/>
+        <w:ind w:leftChars="0"/>
+        <w:rPr>
+          <w:rFonts w:hint="eastAsia"/>
+          <w:b/>
+          <w:sz w:val="24"/>
+        </w:rPr>
+      </w:pPr>
+    </w:p>
+    <w:p>
+      <w:pPr>
+        <w:numPr>
+          <w:numId w:val="0"/>
+        </w:numPr>
+        <w:spacing w:line="360" w:lineRule="auto"/>
+        <w:ind w:leftChars="0"/>
+        <w:rPr>
+          <w:rFonts w:hint="eastAsia"/>
+          <w:b/>
+          <w:sz w:val="24"/>
+        </w:rPr>
+      </w:pPr>
+      <w:r>
+        <w:rPr>
+          <w:rFonts w:hint="eastAsia"/>
+          <w:b/>
+          <w:sz w:val="24"/>
+        </w:rPr>
+        <w:t xml:space="preserve"> </w:t>
+      </w:r>
+    </w:p>
+    <w:p>
+      <w:pPr>
+        <w:numPr>
+          <w:numId w:val="0"/>
+        </w:numPr>
+        <w:spacing w:line="360" w:lineRule="auto"/>
+        <w:ind w:leftChars="0"/>
+        <w:rPr>
+          <w:rFonts w:hint="eastAsia"/>
+          <w:b/>
+          <w:sz w:val="24"/>
+        </w:rPr>
+      </w:pPr>
+      <w:r>
+        <w:rPr>
+          <w:rFonts w:hint="eastAsia"/>
+          <w:b/>
+          <w:sz w:val="24"/>
+        </w:rPr>
+        <w:t>旋转角度与token绝对位置绑定，位置越靠后，向量旋转角度越大。</w:t>
+      </w:r>
+    </w:p>
+    <w:p>
+      <w:pPr>
+        <w:numPr>
+          <w:numId w:val="0"/>
+        </w:numPr>
+        <w:spacing w:line="360" w:lineRule="auto"/>
+        <w:ind w:leftChars="0"/>
+        <w:rPr>
+          <w:rFonts w:hint="eastAsia"/>
+          <w:b/>
+          <w:sz w:val="24"/>
+        </w:rPr>
+      </w:pPr>
+      <w:r>
+        <w:rPr>
+          <w:rFonts w:hint="eastAsia"/>
+          <w:b/>
+          <w:sz w:val="24"/>
+        </w:rPr>
+        <w:t xml:space="preserve"> </w:t>
+      </w:r>
+    </w:p>
+    <w:p>
+      <w:pPr>
+        <w:numPr>
+          <w:numId w:val="0"/>
+        </w:numPr>
+        <w:spacing w:line="360" w:lineRule="auto"/>
+        <w:ind w:leftChars="0"/>
+        <w:rPr>
+          <w:rFonts w:hint="eastAsia"/>
+          <w:b/>
+          <w:sz w:val="24"/>
+        </w:rPr>
+      </w:pPr>
+      <w:r>
+        <w:rPr>
+          <w:rFonts w:hint="eastAsia"/>
+          <w:b/>
+          <w:sz w:val="24"/>
+        </w:rPr>
+        <w:t>3.4 高维RoPE编码原理</w:t>
+      </w:r>
+    </w:p>
+    <w:p>
+      <w:pPr>
+        <w:numPr>
+          <w:numId w:val="0"/>
+        </w:numPr>
+        <w:spacing w:line="360" w:lineRule="auto"/>
+        <w:ind w:leftChars="0"/>
+        <w:rPr>
+          <w:rFonts w:hint="eastAsia"/>
+          <w:b/>
+          <w:sz w:val="24"/>
+        </w:rPr>
+      </w:pPr>
+      <w:r>
+        <w:rPr>
+          <w:rFonts w:hint="eastAsia"/>
+          <w:b/>
+          <w:sz w:val="24"/>
+        </w:rPr>
+        <w:t xml:space="preserve"> </w:t>
+      </w:r>
+    </w:p>
+    <w:p>
+      <w:pPr>
+        <w:numPr>
+          <w:numId w:val="0"/>
+        </w:numPr>
+        <w:spacing w:line="360" w:lineRule="auto"/>
+        <w:ind w:leftChars="0"/>
+        <w:rPr>
+          <w:rFonts w:hint="eastAsia"/>
+          <w:b/>
+          <w:sz w:val="24"/>
+        </w:rPr>
+      </w:pPr>
+      <w:r>
+        <w:rPr>
+          <w:rFonts w:hint="eastAsia"/>
+          <w:b/>
+          <w:sz w:val="24"/>
+        </w:rPr>
+        <w:t>高维词向量无法直接整体旋转，因此将高维向量两两分组，每一组二维向量独立执行旋转变换；旋转频率与正弦位置编码保持一致，保证编码频率统一性。RoPE不改变向量幅值，仅改变向量空间方向，位置信息完全蕴含在旋转角度中。</w:t>
+      </w:r>
+    </w:p>
+    <w:p>
+      <w:pPr>
+        <w:numPr>
+          <w:numId w:val="0"/>
+        </w:numPr>
+        <w:spacing w:line="360" w:lineRule="auto"/>
+        <w:ind w:leftChars="0"/>
+        <w:rPr>
+          <w:rFonts w:hint="eastAsia"/>
+          <w:b/>
+          <w:sz w:val="24"/>
+        </w:rPr>
+      </w:pPr>
+      <w:r>
+        <w:rPr>
+          <w:rFonts w:hint="eastAsia"/>
+          <w:b/>
+          <w:sz w:val="24"/>
+        </w:rPr>
+        <w:t xml:space="preserve"> </w:t>
+      </w:r>
+    </w:p>
+    <w:p>
+      <w:pPr>
+        <w:numPr>
+          <w:numId w:val="0"/>
+        </w:numPr>
+        <w:spacing w:line="360" w:lineRule="auto"/>
+        <w:ind w:leftChars="0"/>
+        <w:rPr>
+          <w:rFonts w:hint="eastAsia"/>
+          <w:b/>
+          <w:sz w:val="24"/>
+        </w:rPr>
+      </w:pPr>
+      <w:r>
+        <w:rPr>
+          <w:rFonts w:hint="eastAsia"/>
+          <w:b/>
+          <w:sz w:val="24"/>
+        </w:rPr>
+        <w:t>3.5 两类编码注意力计算原理差异</w:t>
+      </w:r>
+    </w:p>
+    <w:p>
+      <w:pPr>
+        <w:numPr>
+          <w:numId w:val="0"/>
+        </w:numPr>
+        <w:spacing w:line="360" w:lineRule="auto"/>
+        <w:ind w:leftChars="0"/>
+        <w:rPr>
+          <w:rFonts w:hint="eastAsia"/>
+          <w:b/>
+          <w:sz w:val="24"/>
+        </w:rPr>
+      </w:pPr>
+      <w:r>
+        <w:rPr>
+          <w:rFonts w:hint="eastAsia"/>
+          <w:b/>
+          <w:sz w:val="24"/>
+        </w:rPr>
+        <w:t xml:space="preserve"> </w:t>
+      </w:r>
+    </w:p>
+    <w:p>
+      <w:pPr>
+        <w:numPr>
+          <w:numId w:val="0"/>
+        </w:numPr>
+        <w:spacing w:line="360" w:lineRule="auto"/>
+        <w:ind w:leftChars="0"/>
+        <w:rPr>
+          <w:rFonts w:hint="eastAsia"/>
+          <w:b/>
+          <w:sz w:val="24"/>
+        </w:rPr>
+      </w:pPr>
+      <w:r>
+        <w:rPr>
+          <w:rFonts w:hint="eastAsia"/>
+          <w:b/>
+          <w:sz w:val="24"/>
+        </w:rPr>
+        <w:t>1. 正弦位置编码：词嵌入与位置编码直接加法融合，注意力计算为Attn=(E+PE_q)(E+PE_k)^T，语义信息和位置信息强行耦合，注意力分数同时受绝对位置和语义双重干扰。</w:t>
+      </w:r>
+    </w:p>
+    <w:p>
+      <w:pPr>
+        <w:numPr>
+          <w:numId w:val="0"/>
+        </w:numPr>
+        <w:spacing w:line="360" w:lineRule="auto"/>
+        <w:ind w:leftChars="0"/>
+        <w:rPr>
+          <w:b/>
+          <w:sz w:val="24"/>
+        </w:rPr>
+      </w:pPr>
+      <w:r>
+        <w:rPr>
+          <w:rFonts w:hint="eastAsia"/>
+          <w:b/>
+          <w:sz w:val="24"/>
+        </w:rPr>
+        <w:t>2. RoPE编码：不对向量做加法，仅分别对Q、K向量做位置旋转，Value向量保持不变；旋转后Q、K点积计算结果可数学化简，最终点积结果仅和Q、K之间的相对位置偏移量相关，和二者绝对位置无关，天然具备相对位置建模能力</w:t>
+      </w:r>
+    </w:p>
+    <w:p>
+      <w:pPr>
+        <w:numPr>
+          <w:ilvl w:val="0"/>
+          <w:numId w:val="1"/>
+        </w:numPr>
+        <w:spacing w:line="360" w:lineRule="auto"/>
+        <w:ind w:left="720" w:leftChars="0" w:firstLineChars="0"/>
+        <w:rPr>
+          <w:b/>
+          <w:sz w:val="24"/>
+        </w:rPr>
+      </w:pPr>
+      <w:r>
+        <w:rPr>
+          <w:rFonts w:hint="eastAsia"/>
+          <w:b/>
+          <w:sz w:val="24"/>
+        </w:rPr>
+        <w:t xml:space="preserve"> 实验步骤</w:t>
+      </w:r>
+    </w:p>
+    <w:p>
+      <w:pPr>
+        <w:numPr>
+          <w:ilvl w:val="0"/>
+          <w:numId w:val="0"/>
+        </w:numPr>
+        <w:spacing w:line="360" w:lineRule="auto"/>
+        <w:ind w:leftChars="0"/>
+        <w:rPr>
+          <w:rFonts w:hint="eastAsia"/>
+          <w:b/>
+          <w:sz w:val="24"/>
+          <w:lang w:val="en-US" w:eastAsia="zh-CN"/>
+        </w:rPr>
+      </w:pPr>
+      <w:r>
+        <w:rPr>
+          <w:rFonts w:hint="eastAsia"/>
+          <w:b/>
+          <w:sz w:val="24"/>
+          <w:lang w:val="en-US" w:eastAsia="zh-CN"/>
+        </w:rPr>
+        <w:t xml:space="preserve"> 1. 基于官方公式，使用NumPy实现标准正弦位置编码函数，生成不同位置、不同维度的位置编码向量。</w:t>
+      </w:r>
+    </w:p>
+    <w:p>
+      <w:pPr>
+        <w:numPr>
+          <w:ilvl w:val="0"/>
+          <w:numId w:val="0"/>
+        </w:numPr>
+        <w:spacing w:line="360" w:lineRule="auto"/>
+        <w:ind w:leftChars="0"/>
+        <w:rPr>
+          <w:rFonts w:hint="eastAsia"/>
+          <w:b/>
+          <w:sz w:val="24"/>
+          <w:lang w:val="en-US" w:eastAsia="zh-CN"/>
+        </w:rPr>
+      </w:pPr>
+      <w:r>
+        <w:rPr>
+          <w:rFonts w:hint="eastAsia"/>
+          <w:b/>
+          <w:sz w:val="24"/>
+          <w:lang w:val="en-US" w:eastAsia="zh-CN"/>
+        </w:rPr>
+        <w:t>2. 实现基础二维向量旋转函数，验证旋转矩阵对二维向量的变换效果。</w:t>
+      </w:r>
+    </w:p>
+    <w:p>
+      <w:pPr>
+        <w:numPr>
+          <w:ilvl w:val="0"/>
+          <w:numId w:val="0"/>
+        </w:numPr>
+        <w:spacing w:line="360" w:lineRule="auto"/>
+        <w:ind w:leftChars="0"/>
+        <w:rPr>
+          <w:rFonts w:hint="eastAsia"/>
+          <w:b/>
+          <w:sz w:val="24"/>
+          <w:lang w:val="en-US" w:eastAsia="zh-CN"/>
+        </w:rPr>
+      </w:pPr>
+      <w:r>
+        <w:rPr>
+          <w:rFonts w:hint="eastAsia"/>
+          <w:b/>
+          <w:sz w:val="24"/>
+          <w:lang w:val="en-US" w:eastAsia="zh-CN"/>
+        </w:rPr>
+        <w:t>3. 基于二维旋转逻辑，实现完整高维RoPE位置编码函数，完成高维向量分组旋转。</w:t>
+      </w:r>
+    </w:p>
+    <w:p>
+      <w:pPr>
+        <w:numPr>
+          <w:ilvl w:val="0"/>
+          <w:numId w:val="0"/>
+        </w:numPr>
+        <w:spacing w:line="360" w:lineRule="auto"/>
+        <w:ind w:leftChars="0"/>
+        <w:rPr>
+          <w:rFonts w:hint="eastAsia"/>
+          <w:b/>
+          <w:sz w:val="24"/>
+          <w:lang w:val="en-US" w:eastAsia="zh-CN"/>
+        </w:rPr>
+      </w:pPr>
+      <w:r>
+        <w:rPr>
+          <w:rFonts w:hint="eastAsia"/>
+          <w:b/>
+          <w:sz w:val="24"/>
+          <w:lang w:val="en-US" w:eastAsia="zh-CN"/>
+        </w:rPr>
+        <w:t>4. 对比E+pos加法编码与RoPE旋转编码的输入融合方式，直观展示两种编码的向量处理差异。</w:t>
+      </w:r>
+    </w:p>
+    <w:p>
+      <w:pPr>
+        <w:numPr>
+          <w:ilvl w:val="0"/>
+          <w:numId w:val="0"/>
+        </w:numPr>
+        <w:spacing w:line="360" w:lineRule="auto"/>
+        <w:ind w:leftChars="0"/>
+        <w:rPr>
+          <w:rFonts w:hint="eastAsia"/>
+          <w:b/>
+          <w:sz w:val="24"/>
+          <w:lang w:val="en-US" w:eastAsia="zh-CN"/>
+        </w:rPr>
+      </w:pPr>
+      <w:r>
+        <w:rPr>
+          <w:rFonts w:hint="eastAsia"/>
+          <w:b/>
+          <w:sz w:val="24"/>
+          <w:lang w:val="en-US" w:eastAsia="zh-CN"/>
+        </w:rPr>
+        <w:t>5. 控制变量实验：设置两组绝对位置不同、相对位置相同的Q/K向量，以及绝对位置相同、相对位置不同的Q/K向量，计算注意力点积分数，验证RoPE相对位置特性。</w:t>
+      </w:r>
+    </w:p>
+    <w:p>
+      <w:pPr>
+        <w:numPr>
+          <w:ilvl w:val="0"/>
+          <w:numId w:val="0"/>
+        </w:numPr>
+        <w:spacing w:line="360" w:lineRule="auto"/>
+        <w:ind w:leftChars="0"/>
+        <w:rPr>
+          <w:rFonts w:hint="eastAsia"/>
+          <w:b/>
+          <w:sz w:val="24"/>
+          <w:lang w:val="en-US" w:eastAsia="zh-CN"/>
+        </w:rPr>
+      </w:pPr>
+    </w:p>
+    <w:p>
+      <w:pPr>
+        <w:pStyle w:val="11"/>
+        <w:numPr>
+          <w:ilvl w:val="0"/>
+          <w:numId w:val="1"/>
+        </w:numPr>
+        <w:ind w:left="720" w:leftChars="0" w:firstLineChars="0"/>
+        <w:rPr>
+          <w:rFonts w:hint="default"/>
+          <w:lang w:val="en-US" w:eastAsia="zh-CN"/>
+        </w:rPr>
+      </w:pPr>
+      <w:r>
+        <w:rPr>
+          <w:rFonts w:hint="eastAsia"/>
+          <w:b/>
+          <w:sz w:val="24"/>
+        </w:rPr>
+        <w:t>实验结果</w:t>
+      </w:r>
+      <w:r>
+        <w:rPr>
+          <w:rFonts w:hint="eastAsia"/>
+          <w:b/>
+          <w:sz w:val="24"/>
+          <w:lang w:val="en-US" w:eastAsia="zh-CN"/>
+        </w:rPr>
+        <w:t>与分析</w:t>
+      </w:r>
+    </w:p>
+    <w:p>
+      <w:pPr>
+        <w:pStyle w:val="11"/>
+        <w:numPr>
+          <w:numId w:val="0"/>
+        </w:numPr>
+        <w:ind w:leftChars="0"/>
+        <w:rPr>
+          <w:rFonts w:hint="default"/>
+          <w:lang w:val="en-US" w:eastAsia="zh-CN"/>
+        </w:rPr>
+      </w:pPr>
+      <w:r>
+        <w:rPr>
+          <w:rFonts w:hint="default"/>
+          <w:lang w:val="en-US" w:eastAsia="zh-CN"/>
+        </w:rPr>
+        <w:t>6.1 正弦位置编码运行结果</w:t>
+      </w:r>
+    </w:p>
+    <w:p>
+      <w:pPr>
+        <w:pStyle w:val="11"/>
+        <w:numPr>
+          <w:numId w:val="0"/>
+        </w:numPr>
+        <w:ind w:leftChars="0"/>
+        <w:rPr>
+          <w:rFonts w:hint="default"/>
+          <w:lang w:val="en-US" w:eastAsia="zh-CN"/>
+        </w:rPr>
+      </w:pPr>
+      <w:r>
+        <w:rPr>
+          <w:rFonts w:hint="default"/>
+          <w:lang w:val="en-US" w:eastAsia="zh-CN"/>
+        </w:rPr>
+        <w:t xml:space="preserve"> </w:t>
+      </w:r>
+    </w:p>
+    <w:p>
+      <w:pPr>
+        <w:pStyle w:val="11"/>
+        <w:numPr>
+          <w:numId w:val="0"/>
+        </w:numPr>
+        <w:ind w:leftChars="0"/>
+        <w:rPr>
+          <w:rFonts w:hint="default"/>
+          <w:lang w:val="en-US" w:eastAsia="zh-CN"/>
+        </w:rPr>
+      </w:pPr>
+      <w:r>
+        <w:rPr>
+          <w:rFonts w:hint="default"/>
+          <w:lang w:val="en-US" w:eastAsia="zh-CN"/>
+        </w:rPr>
+        <w:t>成功生成维度可控、位置可控的正弦位置编码向量，编码向量奇偶维度分别由正弦、余弦函数生成，高频维度变化快、低频维度变化慢，符合原始Transformer位置编码分布规律。</w:t>
+      </w:r>
+    </w:p>
+    <w:p>
+      <w:pPr>
+        <w:pStyle w:val="11"/>
+        <w:numPr>
+          <w:numId w:val="0"/>
+        </w:numPr>
+        <w:ind w:leftChars="0"/>
+        <w:rPr>
+          <w:rFonts w:hint="default"/>
+          <w:lang w:val="en-US" w:eastAsia="zh-CN"/>
+        </w:rPr>
+      </w:pPr>
+      <w:r>
+        <w:rPr>
+          <w:rFonts w:hint="default"/>
+          <w:lang w:val="en-US" w:eastAsia="zh-CN"/>
+        </w:rPr>
+        <w:t>结果分析：正弦编码是固定无参编码，无需训练即可使用，但是采用加法融合方式，词向量语义特征和位置特征直接叠加，两种信息无法解耦。</w:t>
+      </w:r>
+    </w:p>
+    <w:p>
+      <w:pPr>
+        <w:pStyle w:val="11"/>
+        <w:numPr>
+          <w:numId w:val="0"/>
+        </w:numPr>
+        <w:ind w:leftChars="0"/>
+        <w:rPr>
+          <w:rFonts w:hint="default"/>
+          <w:lang w:val="en-US" w:eastAsia="zh-CN"/>
+        </w:rPr>
+      </w:pPr>
+      <w:r>
+        <w:rPr>
+          <w:rFonts w:hint="default"/>
+          <w:lang w:val="en-US" w:eastAsia="zh-CN"/>
+        </w:rPr>
+        <w:t xml:space="preserve"> </w:t>
+      </w:r>
+    </w:p>
+    <w:p>
+      <w:pPr>
+        <w:pStyle w:val="11"/>
+        <w:numPr>
+          <w:numId w:val="0"/>
+        </w:numPr>
+        <w:ind w:leftChars="0"/>
+        <w:rPr>
+          <w:rFonts w:hint="default"/>
+          <w:lang w:val="en-US" w:eastAsia="zh-CN"/>
+        </w:rPr>
+      </w:pPr>
+      <w:r>
+        <w:rPr>
+          <w:rFonts w:hint="default"/>
+          <w:lang w:val="en-US" w:eastAsia="zh-CN"/>
+        </w:rPr>
+        <w:t>6.2 二维向量旋转实验结果</w:t>
+      </w:r>
+    </w:p>
+    <w:p>
+      <w:pPr>
+        <w:pStyle w:val="11"/>
+        <w:numPr>
+          <w:numId w:val="0"/>
+        </w:numPr>
+        <w:ind w:leftChars="0"/>
+        <w:rPr>
+          <w:rFonts w:hint="default"/>
+          <w:lang w:val="en-US" w:eastAsia="zh-CN"/>
+        </w:rPr>
+      </w:pPr>
+      <w:r>
+        <w:rPr>
+          <w:rFonts w:hint="default"/>
+          <w:lang w:val="en-US" w:eastAsia="zh-CN"/>
+        </w:rPr>
+        <w:t xml:space="preserve"> </w:t>
+      </w:r>
+    </w:p>
+    <w:p>
+      <w:pPr>
+        <w:pStyle w:val="11"/>
+        <w:numPr>
+          <w:numId w:val="0"/>
+        </w:numPr>
+        <w:ind w:leftChars="0"/>
+        <w:rPr>
+          <w:rFonts w:hint="default"/>
+          <w:lang w:val="en-US" w:eastAsia="zh-CN"/>
+        </w:rPr>
+      </w:pPr>
+      <w:r>
+        <w:rPr>
+          <w:rFonts w:hint="default"/>
+          <w:lang w:val="en-US" w:eastAsia="zh-CN"/>
+        </w:rPr>
+        <w:t>输入任意二维向量与旋转角度，程序可精准输出旋转后的向量，向量模长保持不变，仅空间方向发生偏转，和理论旋转矩阵计算结果完全一致。</w:t>
+      </w:r>
+    </w:p>
+    <w:p>
+      <w:pPr>
+        <w:pStyle w:val="11"/>
+        <w:numPr>
+          <w:numId w:val="0"/>
+        </w:numPr>
+        <w:ind w:leftChars="0"/>
+        <w:rPr>
+          <w:rFonts w:hint="default"/>
+          <w:lang w:val="en-US" w:eastAsia="zh-CN"/>
+        </w:rPr>
+      </w:pPr>
+      <w:r>
+        <w:rPr>
+          <w:rFonts w:hint="default"/>
+          <w:lang w:val="en-US" w:eastAsia="zh-CN"/>
+        </w:rPr>
+        <w:t>结果分析：RoPE依托几何旋转注入位置信息，属于无损变换，不会破坏原始词向量的语义幅值，仅通过方向变化标记位置，从底层避免了信息混合问题。</w:t>
+      </w:r>
+    </w:p>
+    <w:p>
+      <w:pPr>
+        <w:pStyle w:val="11"/>
+        <w:numPr>
+          <w:numId w:val="0"/>
+        </w:numPr>
+        <w:ind w:leftChars="0"/>
+        <w:rPr>
+          <w:rFonts w:hint="default"/>
+          <w:lang w:val="en-US" w:eastAsia="zh-CN"/>
+        </w:rPr>
+      </w:pPr>
+      <w:r>
+        <w:rPr>
+          <w:rFonts w:hint="default"/>
+          <w:lang w:val="en-US" w:eastAsia="zh-CN"/>
+        </w:rPr>
+        <w:t xml:space="preserve"> </w:t>
+      </w:r>
+    </w:p>
+    <w:p>
+      <w:pPr>
+        <w:pStyle w:val="11"/>
+        <w:numPr>
+          <w:numId w:val="0"/>
+        </w:numPr>
+        <w:ind w:leftChars="0"/>
+        <w:rPr>
+          <w:rFonts w:hint="default"/>
+          <w:lang w:val="en-US" w:eastAsia="zh-CN"/>
+        </w:rPr>
+      </w:pPr>
+      <w:r>
+        <w:rPr>
+          <w:rFonts w:hint="default"/>
+          <w:lang w:val="en-US" w:eastAsia="zh-CN"/>
+        </w:rPr>
+        <w:t>6.3 E+pos与RoPE输入方式对比结果</w:t>
+      </w:r>
+    </w:p>
+    <w:p>
+      <w:pPr>
+        <w:pStyle w:val="11"/>
+        <w:numPr>
+          <w:numId w:val="0"/>
+        </w:numPr>
+        <w:ind w:leftChars="0"/>
+        <w:rPr>
+          <w:rFonts w:hint="default"/>
+          <w:lang w:val="en-US" w:eastAsia="zh-CN"/>
+        </w:rPr>
+      </w:pPr>
+      <w:r>
+        <w:rPr>
+          <w:rFonts w:hint="default"/>
+          <w:lang w:val="en-US" w:eastAsia="zh-CN"/>
+        </w:rPr>
+        <w:t xml:space="preserve"> </w:t>
+      </w:r>
+    </w:p>
+    <w:p>
+      <w:pPr>
+        <w:pStyle w:val="11"/>
+        <w:numPr>
+          <w:numId w:val="0"/>
+        </w:numPr>
+        <w:ind w:leftChars="0"/>
+        <w:rPr>
+          <w:rFonts w:hint="default"/>
+          <w:lang w:val="en-US" w:eastAsia="zh-CN"/>
+        </w:rPr>
+      </w:pPr>
+      <w:r>
+        <w:rPr>
+          <w:rFonts w:hint="default"/>
+          <w:lang w:val="en-US" w:eastAsia="zh-CN"/>
+        </w:rPr>
+        <w:t>- 加法编码：原始词向量数值发生明显改变，语义向量和位置向量数值直接叠加，向量原始语义特征被位置信息干扰。</w:t>
+      </w:r>
+    </w:p>
+    <w:p>
+      <w:pPr>
+        <w:pStyle w:val="11"/>
+        <w:numPr>
+          <w:numId w:val="0"/>
+        </w:numPr>
+        <w:ind w:leftChars="0"/>
+        <w:rPr>
+          <w:rFonts w:hint="default"/>
+          <w:lang w:val="en-US" w:eastAsia="zh-CN"/>
+        </w:rPr>
+      </w:pPr>
+      <w:r>
+        <w:rPr>
+          <w:rFonts w:hint="default"/>
+          <w:lang w:val="en-US" w:eastAsia="zh-CN"/>
+        </w:rPr>
+        <w:t>- RoPE编码：词向量模长保持不变，仅向量方向发生改变，原始语义数值无损失，位置信息以几何方向的形式独立存储。</w:t>
+      </w:r>
+    </w:p>
+    <w:p>
+      <w:pPr>
+        <w:pStyle w:val="11"/>
+        <w:numPr>
+          <w:numId w:val="0"/>
+        </w:numPr>
+        <w:ind w:leftChars="0"/>
+        <w:rPr>
+          <w:rFonts w:hint="default"/>
+          <w:lang w:val="en-US" w:eastAsia="zh-CN"/>
+        </w:rPr>
+      </w:pPr>
+      <w:r>
+        <w:rPr>
+          <w:rFonts w:hint="default"/>
+          <w:lang w:val="en-US" w:eastAsia="zh-CN"/>
+        </w:rPr>
+        <w:t>结果分析：加法式编码存在内容-位置信息耦合缺陷，而RoPE实现了语义信息与位置信息的解耦，两种信息互不干扰。</w:t>
+      </w:r>
+    </w:p>
+    <w:p>
+      <w:pPr>
+        <w:pStyle w:val="11"/>
+        <w:numPr>
+          <w:numId w:val="0"/>
+        </w:numPr>
+        <w:ind w:leftChars="0"/>
+        <w:rPr>
+          <w:rFonts w:hint="default"/>
+          <w:lang w:val="en-US" w:eastAsia="zh-CN"/>
+        </w:rPr>
+      </w:pPr>
+      <w:r>
+        <w:rPr>
+          <w:rFonts w:hint="default"/>
+          <w:lang w:val="en-US" w:eastAsia="zh-CN"/>
+        </w:rPr>
+        <w:t xml:space="preserve"> </w:t>
+      </w:r>
+    </w:p>
+    <w:p>
+      <w:pPr>
+        <w:pStyle w:val="11"/>
+        <w:numPr>
+          <w:numId w:val="0"/>
+        </w:numPr>
+        <w:ind w:leftChars="0"/>
+        <w:rPr>
+          <w:rFonts w:hint="default"/>
+          <w:lang w:val="en-US" w:eastAsia="zh-CN"/>
+        </w:rPr>
+      </w:pPr>
+      <w:r>
+        <w:rPr>
+          <w:rFonts w:hint="default"/>
+          <w:lang w:val="en-US" w:eastAsia="zh-CN"/>
+        </w:rPr>
+        <w:t>6.4 RoPE相对位置验证实验结果</w:t>
+      </w:r>
+    </w:p>
+    <w:p>
+      <w:pPr>
+        <w:pStyle w:val="11"/>
+        <w:numPr>
+          <w:numId w:val="0"/>
+        </w:numPr>
+        <w:ind w:leftChars="0"/>
+        <w:rPr>
+          <w:rFonts w:hint="default"/>
+          <w:lang w:val="en-US" w:eastAsia="zh-CN"/>
+        </w:rPr>
+      </w:pPr>
+      <w:r>
+        <w:rPr>
+          <w:rFonts w:hint="default"/>
+          <w:lang w:val="en-US" w:eastAsia="zh-CN"/>
+        </w:rPr>
+        <w:t xml:space="preserve"> </w:t>
+      </w:r>
+    </w:p>
+    <w:p>
+      <w:pPr>
+        <w:pStyle w:val="11"/>
+        <w:numPr>
+          <w:numId w:val="0"/>
+        </w:numPr>
+        <w:ind w:leftChars="0"/>
+        <w:rPr>
+          <w:rFonts w:hint="default"/>
+          <w:lang w:val="en-US" w:eastAsia="zh-CN"/>
+        </w:rPr>
+      </w:pPr>
+      <w:r>
+        <w:rPr>
+          <w:rFonts w:hint="default"/>
+          <w:lang w:val="en-US" w:eastAsia="zh-CN"/>
+        </w:rPr>
+        <w:t>1. 两组绝对位置不同、相对位置一致的Q、K向量：注意力点积分数几乎完全相等，数值误差趋近于0；</w:t>
+      </w:r>
+    </w:p>
+    <w:p>
+      <w:pPr>
+        <w:pStyle w:val="11"/>
+        <w:numPr>
+          <w:numId w:val="0"/>
+        </w:numPr>
+        <w:ind w:leftChars="0"/>
+        <w:rPr>
+          <w:rFonts w:hint="default"/>
+          <w:lang w:val="en-US" w:eastAsia="zh-CN"/>
+        </w:rPr>
+      </w:pPr>
+      <w:r>
+        <w:rPr>
+          <w:rFonts w:hint="default"/>
+          <w:lang w:val="en-US" w:eastAsia="zh-CN"/>
+        </w:rPr>
+        <w:t>2. 两组绝对位置相同、相对位置不同的Q、K向量：注意力点积分数存在显著差异。</w:t>
+      </w:r>
+    </w:p>
+    <w:p>
+      <w:pPr>
+        <w:pStyle w:val="11"/>
+        <w:numPr>
+          <w:numId w:val="0"/>
+        </w:numPr>
+        <w:ind w:leftChars="0"/>
+        <w:rPr>
+          <w:rFonts w:hint="default"/>
+          <w:lang w:val="en-US" w:eastAsia="zh-CN"/>
+        </w:rPr>
+      </w:pPr>
+      <w:r>
+        <w:rPr>
+          <w:rFonts w:hint="default"/>
+          <w:lang w:val="en-US" w:eastAsia="zh-CN"/>
+        </w:rPr>
+        <w:t>结果分析：RoPE注意力分数只由token之间的相对距离决定，完全消除了绝对位置带来的影响，天然适配自然语言语序依赖、长序列上下文关联的场景。</w:t>
+      </w:r>
+    </w:p>
+    <w:p>
+      <w:pPr>
+        <w:pStyle w:val="11"/>
+        <w:numPr>
+          <w:ilvl w:val="0"/>
+          <w:numId w:val="0"/>
+        </w:numPr>
+        <w:ind w:leftChars="0"/>
+        <w:rPr>
+          <w:rFonts w:hint="default"/>
+          <w:lang w:val="en-US" w:eastAsia="zh-CN"/>
+        </w:rPr>
+      </w:pPr>
+      <w:r>
+        <w:drawing>
+          <wp:inline distT="0" distB="0" distL="114300" distR="114300">
+            <wp:extent cx="2844800" cy="2133600"/>
+            <wp:effectExtent l="0" t="0" r="0" b="0"/>
+            <wp:docPr id="1" name="图片 1"/>
+            <wp:cNvGraphicFramePr>
+              <a:graphicFrameLocks xmlns:a="http://schemas.openxmlformats.org/drawingml/2006/main" noChangeAspect="1"/>
+            </wp:cNvGraphicFramePr>
+            <a:graphic xmlns:a="http://schemas.openxmlformats.org/drawingml/2006/main">
+              <a:graphicData uri="http://schemas.openxmlformats.org/drawingml/2006/picture">
+                <pic:pic xmlns:pic="http://schemas.openxmlformats.org/drawingml/2006/picture">
+                  <pic:nvPicPr>
+                    <pic:cNvPr id="1" name="图片 1"/>
+                    <pic:cNvPicPr>
+                      <a:picLocks noChangeAspect="1"/>
+                    </pic:cNvPicPr>
+                  </pic:nvPicPr>
+                  <pic:blipFill>
+                    <a:blip r:embed="rId4"/>
+                    <a:stretch>
+                      <a:fillRect/>
+                    </a:stretch>
+                  </pic:blipFill>
+                  <pic:spPr>
+                    <a:xfrm>
+                      <a:off x="0" y="0"/>
+                      <a:ext cx="2844800" cy="2133600"/>
+                    </a:xfrm>
+                    <a:prstGeom prst="rect">
+                      <a:avLst/>
+                    </a:prstGeom>
+                    <a:noFill/>
+                    <a:ln>
+                      <a:noFill/>
+                    </a:ln>
+                  </pic:spPr>
+                </pic:pic>
+              </a:graphicData>
+            </a:graphic>
+          </wp:inline>
+        </w:drawing>
+      </w:r>
       <w:bookmarkStart w:id="0" w:name="_GoBack"/>
       <w:bookmarkEnd w:id="0"/>
     </w:p>
     <w:p>
       <w:pPr>
+        <w:pStyle w:val="11"/>
         <w:numPr>
           <w:ilvl w:val="0"/>
           <w:numId w:val="1"/>
         </w:numPr>
-        <w:spacing w:line="360" w:lineRule="auto"/>
-        <w:ind w:left="720" w:leftChars="0" w:firstLineChars="0"/>
-        <w:rPr>
-          <w:b/>
-          <w:sz w:val="24"/>
-        </w:rPr>
-      </w:pPr>
-      <w:r>
-        <w:rPr>
-          <w:rFonts w:hint="eastAsia"/>
-          <w:b/>
-          <w:sz w:val="24"/>
-        </w:rPr>
-        <w:t>实验原理</w:t>
-      </w:r>
-    </w:p>
-    <w:p>
-      <w:pPr>
-        <w:numPr>
-          <w:ilvl w:val="0"/>
-          <w:numId w:val="0"/>
-        </w:numPr>
-        <w:spacing w:line="360" w:lineRule="auto"/>
-        <w:ind w:leftChars="0"/>
-        <w:rPr>
-          <w:rFonts w:hint="eastAsia"/>
-          <w:b/>
-          <w:sz w:val="24"/>
-        </w:rPr>
-      </w:pPr>
-      <w:r>
-        <w:rPr>
-          <w:rFonts w:hint="eastAsia"/>
-          <w:b/>
-          <w:sz w:val="24"/>
-        </w:rPr>
-        <w:t>1. CNN 结构：由卷积层、池化层、全连接层组成，卷积层提取边缘、纹理等特征，池化层降维，全连接层完成分类。</w:t>
-      </w:r>
-    </w:p>
-    <w:p>
-      <w:pPr>
-        <w:numPr>
-          <w:ilvl w:val="0"/>
-          <w:numId w:val="0"/>
-        </w:numPr>
-        <w:spacing w:line="360" w:lineRule="auto"/>
-        <w:ind w:leftChars="0"/>
-        <w:rPr>
-          <w:rFonts w:hint="eastAsia"/>
-          <w:b/>
-          <w:sz w:val="24"/>
-        </w:rPr>
-      </w:pPr>
-      <w:r>
-        <w:rPr>
-          <w:rFonts w:hint="eastAsia"/>
-          <w:b/>
-          <w:sz w:val="24"/>
-        </w:rPr>
-        <w:t>2. 优化器原理</w:t>
-      </w:r>
-    </w:p>
-    <w:p>
-      <w:pPr>
-        <w:numPr>
-          <w:ilvl w:val="0"/>
-          <w:numId w:val="0"/>
-        </w:numPr>
-        <w:spacing w:line="360" w:lineRule="auto"/>
-        <w:ind w:leftChars="0"/>
-        <w:rPr>
-          <w:rFonts w:hint="eastAsia"/>
-          <w:b/>
-          <w:sz w:val="24"/>
-        </w:rPr>
-      </w:pPr>
-      <w:r>
-        <w:rPr>
-          <w:rFonts w:hint="eastAsia"/>
-          <w:b/>
-          <w:sz w:val="24"/>
-        </w:rPr>
-        <w:t>- SGD：随机梯度下降，沿梯度方向更新参数，收敛较慢。</w:t>
-      </w:r>
-    </w:p>
-    <w:p>
-      <w:pPr>
-        <w:numPr>
-          <w:ilvl w:val="0"/>
-          <w:numId w:val="0"/>
-        </w:numPr>
-        <w:spacing w:line="360" w:lineRule="auto"/>
-        <w:ind w:leftChars="0"/>
-        <w:rPr>
-          <w:rFonts w:hint="eastAsia"/>
-          <w:b/>
-          <w:sz w:val="24"/>
-        </w:rPr>
-      </w:pPr>
-      <w:r>
-        <w:rPr>
-          <w:rFonts w:hint="eastAsia"/>
-          <w:b/>
-          <w:sz w:val="24"/>
-        </w:rPr>
-        <w:t>- Momentum：引入动量，加速收敛、减少震荡。</w:t>
-      </w:r>
-    </w:p>
-    <w:p>
-      <w:pPr>
-        <w:numPr>
-          <w:ilvl w:val="0"/>
-          <w:numId w:val="0"/>
-        </w:numPr>
-        <w:spacing w:line="360" w:lineRule="auto"/>
-        <w:ind w:leftChars="0"/>
-        <w:rPr>
-          <w:rFonts w:hint="eastAsia"/>
-          <w:b/>
-          <w:sz w:val="24"/>
-        </w:rPr>
-      </w:pPr>
-      <w:r>
-        <w:rPr>
-          <w:rFonts w:hint="eastAsia"/>
-          <w:b/>
-          <w:sz w:val="24"/>
-        </w:rPr>
-        <w:t>- Adam：结合动量与自适应学习率，收敛快、稳定性强。</w:t>
-      </w:r>
-    </w:p>
-    <w:p>
-      <w:pPr>
-        <w:numPr>
-          <w:ilvl w:val="0"/>
-          <w:numId w:val="0"/>
-        </w:numPr>
-        <w:spacing w:line="360" w:lineRule="auto"/>
-        <w:ind w:leftChars="0"/>
-        <w:rPr>
-          <w:rFonts w:hint="eastAsia"/>
-          <w:b/>
-          <w:sz w:val="24"/>
-        </w:rPr>
-      </w:pPr>
-      <w:r>
-        <w:rPr>
-          <w:rFonts w:hint="eastAsia"/>
-          <w:b/>
-          <w:sz w:val="24"/>
-        </w:rPr>
-        <w:t>3. 学习率：控制参数更新步长，过大易震荡不收敛，过小收敛缓慢。</w:t>
-      </w:r>
-    </w:p>
-    <w:p>
-      <w:pPr>
-        <w:numPr>
-          <w:ilvl w:val="0"/>
-          <w:numId w:val="0"/>
-        </w:numPr>
-        <w:spacing w:line="360" w:lineRule="auto"/>
-        <w:ind w:leftChars="0"/>
-        <w:rPr>
-          <w:rFonts w:hint="eastAsia"/>
-          <w:b/>
-          <w:sz w:val="24"/>
-        </w:rPr>
-      </w:pPr>
-      <w:r>
-        <w:rPr>
-          <w:rFonts w:hint="eastAsia"/>
-          <w:b/>
-          <w:sz w:val="24"/>
-        </w:rPr>
-        <w:t>4. 卷积核与特征图：卷积核是可学习滤波器，训练后提取特定特征；特征图是卷积输出，响应对应特征区域。</w:t>
-      </w:r>
-    </w:p>
-    <w:p>
-      <w:pPr>
-        <w:numPr>
-          <w:ilvl w:val="0"/>
-          <w:numId w:val="0"/>
-        </w:numPr>
-        <w:spacing w:line="360" w:lineRule="auto"/>
-        <w:ind w:leftChars="0"/>
-        <w:rPr>
-          <w:b/>
-          <w:sz w:val="24"/>
-        </w:rPr>
-      </w:pPr>
-      <w:r>
-        <w:rPr>
-          <w:rFonts w:hint="eastAsia"/>
-          <w:b/>
-          <w:sz w:val="24"/>
-        </w:rPr>
-        <w:t>5. 混淆矩阵：展示分类对错分布，对角线为正确分类，非对角线为混淆情况。</w:t>
-      </w:r>
-    </w:p>
-    <w:p>
-      <w:pPr>
-        <w:numPr>
-          <w:ilvl w:val="0"/>
-          <w:numId w:val="1"/>
-        </w:numPr>
-        <w:spacing w:line="360" w:lineRule="auto"/>
-        <w:ind w:left="720" w:leftChars="0" w:firstLineChars="0"/>
-        <w:rPr>
-          <w:b/>
-          <w:sz w:val="24"/>
-        </w:rPr>
-      </w:pPr>
-      <w:r>
-        <w:rPr>
-          <w:rFonts w:hint="eastAsia"/>
-          <w:b/>
-          <w:sz w:val="24"/>
-        </w:rPr>
-        <w:t xml:space="preserve"> 实验步骤</w:t>
-      </w:r>
-    </w:p>
-    <w:p>
-      <w:pPr>
-        <w:numPr>
-          <w:ilvl w:val="0"/>
-          <w:numId w:val="0"/>
-        </w:numPr>
-        <w:spacing w:line="360" w:lineRule="auto"/>
-        <w:ind w:leftChars="0"/>
-        <w:rPr>
-          <w:rFonts w:hint="eastAsia"/>
-          <w:b/>
-          <w:sz w:val="24"/>
-          <w:lang w:val="en-US" w:eastAsia="zh-CN"/>
-        </w:rPr>
-      </w:pPr>
-      <w:r>
-        <w:rPr>
-          <w:rFonts w:hint="eastAsia"/>
-          <w:b/>
-          <w:sz w:val="24"/>
-          <w:lang w:val="en-US" w:eastAsia="zh-CN"/>
-        </w:rPr>
-        <w:t xml:space="preserve"> 1. 数据与模型准备：加载 MNIST 数据集，复用基础 CNN 结构，统一数据预处理。</w:t>
-      </w:r>
-    </w:p>
-    <w:p>
-      <w:pPr>
-        <w:numPr>
-          <w:ilvl w:val="0"/>
-          <w:numId w:val="0"/>
-        </w:numPr>
-        <w:spacing w:line="360" w:lineRule="auto"/>
-        <w:ind w:leftChars="0"/>
-        <w:rPr>
-          <w:rFonts w:hint="eastAsia"/>
-          <w:b/>
-          <w:sz w:val="24"/>
-          <w:lang w:val="en-US" w:eastAsia="zh-CN"/>
-        </w:rPr>
-      </w:pPr>
-      <w:r>
-        <w:rPr>
-          <w:rFonts w:hint="eastAsia"/>
-          <w:b/>
-          <w:sz w:val="24"/>
-          <w:lang w:val="en-US" w:eastAsia="zh-CN"/>
-        </w:rPr>
-        <w:t>2. 优化器对比：固定模型与超参，分别用 SGD、Momentum、Adam 训练，记录 loss 与 accuracy。</w:t>
-      </w:r>
-    </w:p>
-    <w:p>
-      <w:pPr>
-        <w:numPr>
-          <w:ilvl w:val="0"/>
-          <w:numId w:val="0"/>
-        </w:numPr>
-        <w:spacing w:line="360" w:lineRule="auto"/>
-        <w:ind w:leftChars="0"/>
-        <w:rPr>
-          <w:rFonts w:hint="eastAsia"/>
-          <w:b/>
-          <w:sz w:val="24"/>
-          <w:lang w:val="en-US" w:eastAsia="zh-CN"/>
-        </w:rPr>
-      </w:pPr>
-      <w:r>
-        <w:rPr>
-          <w:rFonts w:hint="eastAsia"/>
-          <w:b/>
-          <w:sz w:val="24"/>
-          <w:lang w:val="en-US" w:eastAsia="zh-CN"/>
-        </w:rPr>
-        <w:t>3. 学习率对比：固定 Adam 优化器，测试学习率 0.1、0.01、0.001，观察收敛与精度差异。</w:t>
-      </w:r>
-    </w:p>
-    <w:p>
-      <w:pPr>
-        <w:numPr>
-          <w:ilvl w:val="0"/>
-          <w:numId w:val="0"/>
-        </w:numPr>
-        <w:spacing w:line="360" w:lineRule="auto"/>
-        <w:ind w:leftChars="0"/>
-        <w:rPr>
-          <w:rFonts w:hint="eastAsia"/>
-          <w:b/>
-          <w:sz w:val="24"/>
-          <w:lang w:val="en-US" w:eastAsia="zh-CN"/>
-        </w:rPr>
-      </w:pPr>
-      <w:r>
-        <w:rPr>
-          <w:rFonts w:hint="eastAsia"/>
-          <w:b/>
-          <w:sz w:val="24"/>
-          <w:lang w:val="en-US" w:eastAsia="zh-CN"/>
-        </w:rPr>
-        <w:t>4. 卷积核可视化：提取并绘制第一层卷积核，观察特征提取模式。</w:t>
-      </w:r>
-    </w:p>
-    <w:p>
-      <w:pPr>
-        <w:numPr>
-          <w:ilvl w:val="0"/>
-          <w:numId w:val="0"/>
-        </w:numPr>
-        <w:spacing w:line="360" w:lineRule="auto"/>
-        <w:ind w:leftChars="0"/>
-        <w:rPr>
-          <w:rFonts w:hint="eastAsia"/>
-          <w:b/>
-          <w:sz w:val="24"/>
-          <w:lang w:val="en-US" w:eastAsia="zh-CN"/>
-        </w:rPr>
-      </w:pPr>
-      <w:r>
-        <w:rPr>
-          <w:rFonts w:hint="eastAsia"/>
-          <w:b/>
-          <w:sz w:val="24"/>
-          <w:lang w:val="en-US" w:eastAsia="zh-CN"/>
-        </w:rPr>
-        <w:t>5. 特征图可视化：输入测试图像，查看第一层卷积输出特征图。</w:t>
-      </w:r>
-    </w:p>
-    <w:p>
-      <w:pPr>
-        <w:numPr>
-          <w:ilvl w:val="0"/>
-          <w:numId w:val="0"/>
-        </w:numPr>
-        <w:spacing w:line="360" w:lineRule="auto"/>
-        <w:ind w:leftChars="0"/>
-        <w:rPr>
-          <w:rFonts w:hint="eastAsia"/>
-          <w:b/>
-          <w:sz w:val="24"/>
-          <w:lang w:val="en-US" w:eastAsia="zh-CN"/>
-        </w:rPr>
-      </w:pPr>
-      <w:r>
-        <w:rPr>
-          <w:rFonts w:hint="eastAsia"/>
-          <w:b/>
-          <w:sz w:val="24"/>
-          <w:lang w:val="en-US" w:eastAsia="zh-CN"/>
-        </w:rPr>
-        <w:t>6. 错误样本分析：收集并展示错误分类图片，标注真实/预测类别。</w:t>
-      </w:r>
-    </w:p>
-    <w:p>
-      <w:pPr>
-        <w:numPr>
-          <w:ilvl w:val="0"/>
-          <w:numId w:val="0"/>
-        </w:numPr>
-        <w:spacing w:line="360" w:lineRule="auto"/>
-        <w:ind w:leftChars="0"/>
-        <w:rPr>
-          <w:rFonts w:hint="eastAsia"/>
-          <w:b/>
-          <w:sz w:val="24"/>
-          <w:lang w:val="en-US" w:eastAsia="zh-CN"/>
-        </w:rPr>
-      </w:pPr>
-      <w:r>
-        <w:rPr>
-          <w:rFonts w:hint="eastAsia"/>
-          <w:b/>
-          <w:sz w:val="24"/>
-          <w:lang w:val="en-US" w:eastAsia="zh-CN"/>
-        </w:rPr>
-        <w:t>7. 混淆矩阵绘制：计算并可视化测试集混淆矩阵，分析类别混淆情况。</w:t>
-      </w:r>
-    </w:p>
-    <w:p>
-      <w:pPr>
-        <w:numPr>
-          <w:ilvl w:val="0"/>
-          <w:numId w:val="0"/>
-        </w:numPr>
-        <w:spacing w:line="360" w:lineRule="auto"/>
-        <w:ind w:leftChars="0"/>
-        <w:rPr>
-          <w:rFonts w:hint="eastAsia"/>
-          <w:b/>
-          <w:sz w:val="24"/>
-          <w:lang w:val="en-US" w:eastAsia="zh-CN"/>
-        </w:rPr>
-      </w:pPr>
-    </w:p>
-    <w:p>
-      <w:pPr>
-        <w:pStyle w:val="11"/>
-        <w:numPr>
-          <w:ilvl w:val="0"/>
-          <w:numId w:val="1"/>
-        </w:numPr>
-        <w:ind w:left="720" w:leftChars="0" w:firstLineChars="0"/>
-        <w:rPr>
-          <w:rFonts w:hint="default"/>
-          <w:lang w:val="en-US" w:eastAsia="zh-CN"/>
-        </w:rPr>
-      </w:pPr>
-      <w:r>
-        <w:rPr>
-          <w:rFonts w:hint="eastAsia"/>
-          <w:b/>
-          <w:sz w:val="24"/>
-        </w:rPr>
-        <w:t>实验结果</w:t>
-      </w:r>
-      <w:r>
-        <w:rPr>
-          <w:rFonts w:hint="eastAsia"/>
-          <w:b/>
-          <w:sz w:val="24"/>
-          <w:lang w:val="en-US" w:eastAsia="zh-CN"/>
-        </w:rPr>
-        <w:t>与分析</w:t>
-      </w:r>
-    </w:p>
-    <w:p>
-      <w:pPr>
-        <w:pStyle w:val="11"/>
-        <w:numPr>
-          <w:numId w:val="0"/>
-        </w:numPr>
-        <w:ind w:leftChars="0"/>
-        <w:rPr>
-          <w:rFonts w:hint="default"/>
-          <w:lang w:val="en-US" w:eastAsia="zh-CN"/>
-        </w:rPr>
-      </w:pPr>
-      <w:r>
-        <w:rPr>
-          <w:rFonts w:hint="default"/>
-          <w:lang w:val="en-US" w:eastAsia="zh-CN"/>
-        </w:rPr>
-        <w:t>1. 优化器对比结果</w:t>
-      </w:r>
-    </w:p>
-    <w:p>
-      <w:pPr>
-        <w:pStyle w:val="11"/>
-        <w:numPr>
-          <w:numId w:val="0"/>
-        </w:numPr>
-        <w:ind w:leftChars="0"/>
-        <w:rPr>
-          <w:rFonts w:hint="default"/>
-          <w:lang w:val="en-US" w:eastAsia="zh-CN"/>
-        </w:rPr>
-      </w:pPr>
-      <w:r>
-        <w:rPr>
-          <w:rFonts w:hint="default"/>
+        <w:ind w:left="720" w:leftChars="0" w:hanging="720" w:firstLineChars="0"/>
+        <w:rPr>
+          <w:rFonts w:hint="eastAsia"/>
+          <w:b/>
+          <w:bCs/>
+          <w:sz w:val="24"/>
+          <w:szCs w:val="24"/>
+          <w:lang w:val="en-US" w:eastAsia="zh-CN"/>
+        </w:rPr>
+      </w:pPr>
+      <w:r>
+        <w:rPr>
+          <w:rFonts w:hint="eastAsia"/>
+          <w:b/>
+          <w:bCs/>
+          <w:sz w:val="24"/>
+          <w:szCs w:val="24"/>
+          <w:lang w:val="en-US" w:eastAsia="zh-CN"/>
+        </w:rPr>
+        <w:t>实验结论</w:t>
+      </w:r>
+    </w:p>
+    <w:p>
+      <w:pPr>
+        <w:pStyle w:val="11"/>
+        <w:numPr>
+          <w:numId w:val="0"/>
+        </w:numPr>
+        <w:ind w:leftChars="0"/>
+        <w:rPr>
+          <w:rFonts w:hint="eastAsia"/>
+          <w:b/>
+          <w:bCs/>
+          <w:sz w:val="24"/>
+          <w:szCs w:val="24"/>
+          <w:lang w:val="en-US" w:eastAsia="zh-CN"/>
+        </w:rPr>
+      </w:pPr>
+      <w:r>
+        <w:rPr>
+          <w:rFonts w:hint="eastAsia"/>
+          <w:b/>
+          <w:bCs/>
+          <w:sz w:val="24"/>
+          <w:szCs w:val="24"/>
+          <w:lang w:val="en-US" w:eastAsia="zh-CN"/>
+        </w:rPr>
+        <w:t>1. Transformer自注意力本身不具备时序感知能力，必须引入位置编码才能理解序列先后顺序，位置编码是时序Transformer模型不可或缺的核心模块。</w:t>
+      </w:r>
+    </w:p>
+    <w:p>
+      <w:pPr>
+        <w:pStyle w:val="11"/>
+        <w:numPr>
+          <w:numId w:val="0"/>
+        </w:numPr>
+        <w:ind w:leftChars="0"/>
+        <w:rPr>
+          <w:rFonts w:hint="eastAsia"/>
+          <w:b/>
+          <w:bCs/>
+          <w:sz w:val="24"/>
+          <w:szCs w:val="24"/>
+          <w:lang w:val="en-US" w:eastAsia="zh-CN"/>
+        </w:rPr>
+      </w:pPr>
+      <w:r>
+        <w:rPr>
+          <w:rFonts w:hint="eastAsia"/>
+          <w:b/>
+          <w:bCs/>
+          <w:sz w:val="24"/>
+          <w:szCs w:val="24"/>
+          <w:lang w:val="en-US" w:eastAsia="zh-CN"/>
+        </w:rPr>
+        <w:t>2. 传统正弦位置编码为绝对位置编码，通过加法融合位置与语义信息，存在信息耦合、无法解耦内容和位置、长序列外推能力差的缺陷。</w:t>
+      </w:r>
+    </w:p>
+    <w:p>
+      <w:pPr>
+        <w:pStyle w:val="11"/>
+        <w:numPr>
+          <w:numId w:val="0"/>
+        </w:numPr>
+        <w:ind w:leftChars="0"/>
+        <w:rPr>
+          <w:rFonts w:hint="eastAsia"/>
+          <w:b/>
+          <w:bCs/>
+          <w:sz w:val="24"/>
+          <w:szCs w:val="24"/>
+          <w:lang w:val="en-US" w:eastAsia="zh-CN"/>
+        </w:rPr>
+      </w:pPr>
+      <w:r>
+        <w:rPr>
+          <w:rFonts w:hint="eastAsia"/>
+          <w:b/>
+          <w:bCs/>
+          <w:sz w:val="24"/>
+          <w:szCs w:val="24"/>
+          <w:lang w:val="en-US" w:eastAsia="zh-CN"/>
+        </w:rPr>
+        <w:t>3. RoPE基于二维几何旋转变换实现位置编码，无需向量加法，通过改变向量方向注入位置信息，完整保留原始词向量语义，实现了语义与位置信息的解耦。</w:t>
+      </w:r>
+    </w:p>
+    <w:p>
+      <w:pPr>
+        <w:pStyle w:val="11"/>
+        <w:numPr>
+          <w:numId w:val="0"/>
+        </w:numPr>
+        <w:ind w:leftChars="0"/>
+        <w:rPr>
+          <w:rFonts w:hint="eastAsia"/>
+          <w:b/>
+          <w:bCs/>
+          <w:sz w:val="24"/>
+          <w:szCs w:val="24"/>
+          <w:lang w:val="en-US" w:eastAsia="zh-CN"/>
+        </w:rPr>
+      </w:pPr>
+      <w:r>
+        <w:rPr>
+          <w:rFonts w:hint="eastAsia"/>
+          <w:b/>
+          <w:bCs/>
+          <w:sz w:val="24"/>
+          <w:szCs w:val="24"/>
+          <w:lang w:val="en-US" w:eastAsia="zh-CN"/>
+        </w:rPr>
+        <w:t>4. RoPE注意力点积天然只和相对位置有关，无需额外增加相对位置偏置，具备原生的相对位置建模能力，更贴合自然语言上下文交互逻辑。</w:t>
+      </w:r>
+    </w:p>
+    <w:p>
+      <w:pPr>
+        <w:pStyle w:val="11"/>
+        <w:numPr>
+          <w:numId w:val="0"/>
+        </w:numPr>
+        <w:ind w:leftChars="0"/>
+        <w:rPr>
+          <w:rFonts w:hint="eastAsia"/>
+          <w:b/>
+          <w:bCs/>
+          <w:sz w:val="24"/>
+          <w:szCs w:val="24"/>
+          <w:lang w:val="en-US" w:eastAsia="zh-CN"/>
+        </w:rPr>
+      </w:pPr>
+      <w:r>
+        <w:rPr>
+          <w:rFonts w:hint="eastAsia"/>
+          <w:b/>
+          <w:bCs/>
+          <w:sz w:val="24"/>
+          <w:szCs w:val="24"/>
+          <w:lang w:val="en-US" w:eastAsia="zh-CN"/>
+        </w:rPr>
+        <w:t>5. 相比于正弦位置编码，RoPE泛化能力更强，长序列建模效果更优、推理无额外参数开销，因此目前主流大语言模型（LLaMA、Qwen等）均全面使用RoPE替代传统正弦位置编码。</w:t>
+      </w:r>
+    </w:p>
+    <w:p>
+      <w:pPr>
+        <w:pStyle w:val="11"/>
+        <w:numPr>
+          <w:numId w:val="0"/>
+        </w:numPr>
+        <w:ind w:leftChars="0"/>
+        <w:rPr>
+          <w:rFonts w:hint="eastAsia"/>
+          <w:b/>
+          <w:bCs/>
+          <w:sz w:val="24"/>
+          <w:szCs w:val="24"/>
+          <w:lang w:val="en-US" w:eastAsia="zh-CN"/>
+        </w:rPr>
+      </w:pPr>
+      <w:r>
+        <w:rPr>
+          <w:rFonts w:hint="eastAsia"/>
+          <w:b/>
+          <w:bCs/>
+          <w:sz w:val="24"/>
+          <w:szCs w:val="24"/>
+          <w:lang w:val="en-US" w:eastAsia="zh-CN"/>
+        </w:rPr>
+        <w:t>6. 两种编码均为无参静态位置编码，训练成本一致，但RoPE在信息解耦、相对位置建模、长序列适配三大维度全面优于原始正弦位置编码。</w:t>
+      </w:r>
+    </w:p>
+    <w:p>
+      <w:pPr>
+        <w:pStyle w:val="11"/>
+        <w:numPr>
+          <w:ilvl w:val="0"/>
+          <w:numId w:val="0"/>
+        </w:numPr>
+        <w:ind w:leftChars="0"/>
+        <w:rPr>
+          <w:rFonts w:hint="default"/>
+          <w:b/>
+          <w:bCs/>
+          <w:sz w:val="24"/>
+          <w:szCs w:val="24"/>
+          <w:lang w:val="en-US" w:eastAsia="zh-CN"/>
+        </w:rPr>
+      </w:pPr>
+    </w:p>
+    <w:p>
+      <w:pPr>
+        <w:pStyle w:val="11"/>
+        <w:numPr>
+          <w:ilvl w:val="0"/>
+          <w:numId w:val="0"/>
+        </w:numPr>
+        <w:ind w:leftChars="0"/>
+        <w:rPr>
+          <w:rFonts w:hint="default"/>
+          <w:b/>
+          <w:bCs/>
+          <w:sz w:val="24"/>
+          <w:szCs w:val="24"/>
+          <w:lang w:val="en-US" w:eastAsia="zh-CN"/>
+        </w:rPr>
+      </w:pPr>
+      <w:r>
+        <w:rPr>
+          <w:rFonts w:hint="eastAsia"/>
+          <w:b/>
+          <w:bCs/>
+          <w:sz w:val="24"/>
+          <w:szCs w:val="24"/>
+          <w:lang w:val="en-US" w:eastAsia="zh-CN"/>
+        </w:rPr>
+        <w:t>六</w:t>
+      </w:r>
+      <w:r>
+        <w:rPr>
+          <w:rFonts w:hint="default"/>
+          <w:b/>
+          <w:bCs/>
+          <w:sz w:val="24"/>
+          <w:szCs w:val="24"/>
+          <w:lang w:val="en-US" w:eastAsia="zh-CN"/>
+        </w:rPr>
+        <w:t>、综合问答（作业简答题）</w:t>
+      </w:r>
+    </w:p>
+    <w:p>
+      <w:pPr>
+        <w:pStyle w:val="11"/>
+        <w:numPr>
+          <w:ilvl w:val="0"/>
+          <w:numId w:val="0"/>
+        </w:numPr>
+        <w:ind w:leftChars="0"/>
+        <w:rPr>
+          <w:rFonts w:hint="default"/>
+          <w:b/>
+          <w:bCs/>
+          <w:sz w:val="24"/>
+          <w:szCs w:val="24"/>
+          <w:lang w:val="en-US" w:eastAsia="zh-CN"/>
+        </w:rPr>
+      </w:pPr>
+      <w:r>
+        <w:rPr>
+          <w:rFonts w:hint="default"/>
+          <w:b/>
+          <w:bCs/>
+          <w:sz w:val="24"/>
+          <w:szCs w:val="24"/>
           <w:lang w:val="en-US" w:eastAsia="zh-CN"/>
         </w:rPr>
         <w:t xml:space="preserve"> </w:t>
@@ -1352,97 +2825,55 @@
       <w:pPr>
         <w:pStyle w:val="11"/>
         <w:numPr>
-          <w:numId w:val="0"/>
-        </w:numPr>
-        <w:ind w:leftChars="0"/>
-        <w:rPr>
-          <w:rFonts w:hint="default"/>
-          <w:lang w:val="en-US" w:eastAsia="zh-CN"/>
-        </w:rPr>
-      </w:pPr>
-      <w:r>
-        <w:rPr>
-          <w:rFonts w:hint="default"/>
-          <w:lang w:val="en-US" w:eastAsia="zh-CN"/>
-        </w:rPr>
-        <w:t>- Adam：收敛最快、验证精度最高（≈98.5%+），稳定性最好。</w:t>
-      </w:r>
-    </w:p>
-    <w:p>
-      <w:pPr>
-        <w:pStyle w:val="11"/>
-        <w:numPr>
-          <w:numId w:val="0"/>
-        </w:numPr>
-        <w:ind w:leftChars="0"/>
-        <w:rPr>
-          <w:rFonts w:hint="default"/>
-          <w:lang w:val="en-US" w:eastAsia="zh-CN"/>
-        </w:rPr>
-      </w:pPr>
-      <w:r>
-        <w:rPr>
-          <w:rFonts w:hint="default"/>
-          <w:lang w:val="en-US" w:eastAsia="zh-CN"/>
-        </w:rPr>
-        <w:t>- Momentum：收敛速度与精度次之，优于普通 SGD。</w:t>
-      </w:r>
-    </w:p>
-    <w:p>
-      <w:pPr>
-        <w:pStyle w:val="11"/>
-        <w:numPr>
-          <w:numId w:val="0"/>
-        </w:numPr>
-        <w:ind w:leftChars="0"/>
-        <w:rPr>
-          <w:rFonts w:hint="default"/>
-          <w:lang w:val="en-US" w:eastAsia="zh-CN"/>
-        </w:rPr>
-      </w:pPr>
-      <w:r>
-        <w:rPr>
-          <w:rFonts w:hint="default"/>
-          <w:lang w:val="en-US" w:eastAsia="zh-CN"/>
-        </w:rPr>
-        <w:t>- SGD：收敛最慢、波动最大，最终精度最低。</w:t>
-      </w:r>
-    </w:p>
-    <w:p>
-      <w:pPr>
-        <w:pStyle w:val="11"/>
-        <w:numPr>
-          <w:numId w:val="0"/>
-        </w:numPr>
-        <w:ind w:leftChars="0"/>
-        <w:rPr>
-          <w:rFonts w:hint="default"/>
-          <w:lang w:val="en-US" w:eastAsia="zh-CN"/>
-        </w:rPr>
-      </w:pPr>
-      <w:r>
-        <w:rPr>
-          <w:rFonts w:hint="default"/>
-          <w:lang w:val="en-US" w:eastAsia="zh-CN"/>
-        </w:rPr>
-        <w:t>- 结论：自适应优化器更适合 CNN 训练。</w:t>
-      </w:r>
-    </w:p>
-    <w:p>
-      <w:pPr>
-        <w:pStyle w:val="11"/>
-        <w:numPr>
-          <w:numId w:val="0"/>
-        </w:numPr>
-        <w:ind w:leftChars="0"/>
-        <w:rPr>
-          <w:rFonts w:hint="default"/>
-          <w:lang w:val="en-US" w:eastAsia="zh-CN"/>
-        </w:rPr>
-      </w:pPr>
-      <w:r>
-        <w:rPr>
-          <w:rFonts w:hint="default"/>
+          <w:ilvl w:val="0"/>
+          <w:numId w:val="0"/>
+        </w:numPr>
+        <w:ind w:leftChars="0"/>
+        <w:rPr>
+          <w:rFonts w:hint="default"/>
+          <w:b/>
+          <w:bCs/>
+          <w:sz w:val="24"/>
+          <w:szCs w:val="24"/>
+          <w:lang w:val="en-US" w:eastAsia="zh-CN"/>
+        </w:rPr>
+      </w:pPr>
+      <w:r>
+        <w:rPr>
+          <w:rFonts w:hint="default"/>
+          <w:b/>
+          <w:bCs/>
+          <w:sz w:val="24"/>
+          <w:szCs w:val="24"/>
+          <w:lang w:val="en-US" w:eastAsia="zh-CN"/>
+        </w:rPr>
+        <w:t>结合代码与理论，回答作业全部问题：</w:t>
+      </w:r>
+    </w:p>
+    <w:p>
+      <w:pPr>
+        <w:pStyle w:val="11"/>
+        <w:numPr>
+          <w:ilvl w:val="0"/>
+          <w:numId w:val="0"/>
+        </w:numPr>
+        <w:ind w:leftChars="0"/>
+        <w:rPr>
+          <w:rFonts w:hint="default"/>
+          <w:b/>
+          <w:bCs/>
+          <w:sz w:val="24"/>
+          <w:szCs w:val="24"/>
+          <w:lang w:val="en-US" w:eastAsia="zh-CN"/>
+        </w:rPr>
+      </w:pPr>
+      <w:r>
+        <w:rPr>
+          <w:rFonts w:hint="default"/>
+          <w:b/>
+          <w:bCs/>
+          <w:sz w:val="24"/>
+          <w:szCs w:val="24"/>
           <w:lang w:val="en-US" w:eastAsia="zh-CN"/>
         </w:rPr>
         <w:t xml:space="preserve"> </w:t>
@@ -1452,37 +2883,55 @@
       <w:pPr>
         <w:pStyle w:val="11"/>
         <w:numPr>
-          <w:numId w:val="0"/>
-        </w:numPr>
-        <w:ind w:leftChars="0"/>
-        <w:rPr>
-          <w:rFonts w:hint="default"/>
-          <w:lang w:val="en-US" w:eastAsia="zh-CN"/>
-        </w:rPr>
-      </w:pPr>
-      <w:r>
-        <w:rPr>
-          <w:rFonts w:hint="default"/>
-          <w:lang w:val="en-US" w:eastAsia="zh-CN"/>
-        </w:rPr>
-        <w:t>2. 学习率对比结果</w:t>
-      </w:r>
-    </w:p>
-    <w:p>
-      <w:pPr>
-        <w:pStyle w:val="11"/>
-        <w:numPr>
-          <w:numId w:val="0"/>
-        </w:numPr>
-        <w:ind w:leftChars="0"/>
-        <w:rPr>
-          <w:rFonts w:hint="default"/>
-          <w:lang w:val="en-US" w:eastAsia="zh-CN"/>
-        </w:rPr>
-      </w:pPr>
-      <w:r>
-        <w:rPr>
-          <w:rFonts w:hint="default"/>
+          <w:ilvl w:val="0"/>
+          <w:numId w:val="0"/>
+        </w:numPr>
+        <w:ind w:leftChars="0"/>
+        <w:rPr>
+          <w:rFonts w:hint="default"/>
+          <w:b/>
+          <w:bCs/>
+          <w:sz w:val="24"/>
+          <w:szCs w:val="24"/>
+          <w:lang w:val="en-US" w:eastAsia="zh-CN"/>
+        </w:rPr>
+      </w:pPr>
+      <w:r>
+        <w:rPr>
+          <w:rFonts w:hint="default"/>
+          <w:b/>
+          <w:bCs/>
+          <w:sz w:val="24"/>
+          <w:szCs w:val="24"/>
+          <w:lang w:val="en-US" w:eastAsia="zh-CN"/>
+        </w:rPr>
+        <w:t>1. Transformer 为什么需要位置编码？</w:t>
+      </w:r>
+    </w:p>
+    <w:p>
+      <w:pPr>
+        <w:pStyle w:val="11"/>
+        <w:numPr>
+          <w:ilvl w:val="0"/>
+          <w:numId w:val="0"/>
+        </w:numPr>
+        <w:ind w:leftChars="0"/>
+        <w:rPr>
+          <w:rFonts w:hint="default"/>
+          <w:b/>
+          <w:bCs/>
+          <w:sz w:val="24"/>
+          <w:szCs w:val="24"/>
+          <w:lang w:val="en-US" w:eastAsia="zh-CN"/>
+        </w:rPr>
+      </w:pPr>
+      <w:r>
+        <w:rPr>
+          <w:rFonts w:hint="default"/>
+          <w:b/>
+          <w:bCs/>
+          <w:sz w:val="24"/>
+          <w:szCs w:val="24"/>
           <w:lang w:val="en-US" w:eastAsia="zh-CN"/>
         </w:rPr>
         <w:t xml:space="preserve"> </w:t>
@@ -1492,97 +2941,55 @@
       <w:pPr>
         <w:pStyle w:val="11"/>
         <w:numPr>
-          <w:numId w:val="0"/>
-        </w:numPr>
-        <w:ind w:leftChars="0"/>
-        <w:rPr>
-          <w:rFonts w:hint="default"/>
-          <w:lang w:val="en-US" w:eastAsia="zh-CN"/>
-        </w:rPr>
-      </w:pPr>
-      <w:r>
-        <w:rPr>
-          <w:rFonts w:hint="default"/>
-          <w:lang w:val="en-US" w:eastAsia="zh-CN"/>
-        </w:rPr>
-        <w:t>- lr=0.001：收敛平稳，精度最高，为最优学习率。</w:t>
-      </w:r>
-    </w:p>
-    <w:p>
-      <w:pPr>
-        <w:pStyle w:val="11"/>
-        <w:numPr>
-          <w:numId w:val="0"/>
-        </w:numPr>
-        <w:ind w:leftChars="0"/>
-        <w:rPr>
-          <w:rFonts w:hint="default"/>
-          <w:lang w:val="en-US" w:eastAsia="zh-CN"/>
-        </w:rPr>
-      </w:pPr>
-      <w:r>
-        <w:rPr>
-          <w:rFonts w:hint="default"/>
-          <w:lang w:val="en-US" w:eastAsia="zh-CN"/>
-        </w:rPr>
-        <w:t>- lr=0.01：收敛较快但存在震荡，精度下降。</w:t>
-      </w:r>
-    </w:p>
-    <w:p>
-      <w:pPr>
-        <w:pStyle w:val="11"/>
-        <w:numPr>
-          <w:numId w:val="0"/>
-        </w:numPr>
-        <w:ind w:leftChars="0"/>
-        <w:rPr>
-          <w:rFonts w:hint="default"/>
-          <w:lang w:val="en-US" w:eastAsia="zh-CN"/>
-        </w:rPr>
-      </w:pPr>
-      <w:r>
-        <w:rPr>
-          <w:rFonts w:hint="default"/>
-          <w:lang w:val="en-US" w:eastAsia="zh-CN"/>
-        </w:rPr>
-        <w:t>- lr=0.1：不收敛，loss 剧烈波动，精度极差。</w:t>
-      </w:r>
-    </w:p>
-    <w:p>
-      <w:pPr>
-        <w:pStyle w:val="11"/>
-        <w:numPr>
-          <w:numId w:val="0"/>
-        </w:numPr>
-        <w:ind w:leftChars="0"/>
-        <w:rPr>
-          <w:rFonts w:hint="default"/>
-          <w:lang w:val="en-US" w:eastAsia="zh-CN"/>
-        </w:rPr>
-      </w:pPr>
-      <w:r>
-        <w:rPr>
-          <w:rFonts w:hint="default"/>
-          <w:lang w:val="en-US" w:eastAsia="zh-CN"/>
-        </w:rPr>
-        <w:t>- 结论：学习率需适中，过大/过小均影响性能。</w:t>
-      </w:r>
-    </w:p>
-    <w:p>
-      <w:pPr>
-        <w:pStyle w:val="11"/>
-        <w:numPr>
-          <w:numId w:val="0"/>
-        </w:numPr>
-        <w:ind w:leftChars="0"/>
-        <w:rPr>
-          <w:rFonts w:hint="default"/>
-          <w:lang w:val="en-US" w:eastAsia="zh-CN"/>
-        </w:rPr>
-      </w:pPr>
-      <w:r>
-        <w:rPr>
-          <w:rFonts w:hint="default"/>
+          <w:ilvl w:val="0"/>
+          <w:numId w:val="0"/>
+        </w:numPr>
+        <w:ind w:leftChars="0"/>
+        <w:rPr>
+          <w:rFonts w:hint="default"/>
+          <w:b/>
+          <w:bCs/>
+          <w:sz w:val="24"/>
+          <w:szCs w:val="24"/>
+          <w:lang w:val="en-US" w:eastAsia="zh-CN"/>
+        </w:rPr>
+      </w:pPr>
+      <w:r>
+        <w:rPr>
+          <w:rFonts w:hint="default"/>
+          <w:b/>
+          <w:bCs/>
+          <w:sz w:val="24"/>
+          <w:szCs w:val="24"/>
+          <w:lang w:val="en-US" w:eastAsia="zh-CN"/>
+        </w:rPr>
+        <w:t>Transformer 基于自注意力，本身是排列等变模型，无法感知序列顺序；自然语言是时序序列，必须显式注入位置信息，模型才能区分不同位置的 token。</w:t>
+      </w:r>
+    </w:p>
+    <w:p>
+      <w:pPr>
+        <w:pStyle w:val="11"/>
+        <w:numPr>
+          <w:ilvl w:val="0"/>
+          <w:numId w:val="0"/>
+        </w:numPr>
+        <w:ind w:leftChars="0"/>
+        <w:rPr>
+          <w:rFonts w:hint="default"/>
+          <w:b/>
+          <w:bCs/>
+          <w:sz w:val="24"/>
+          <w:szCs w:val="24"/>
+          <w:lang w:val="en-US" w:eastAsia="zh-CN"/>
+        </w:rPr>
+      </w:pPr>
+      <w:r>
+        <w:rPr>
+          <w:rFonts w:hint="default"/>
+          <w:b/>
+          <w:bCs/>
+          <w:sz w:val="24"/>
+          <w:szCs w:val="24"/>
           <w:lang w:val="en-US" w:eastAsia="zh-CN"/>
         </w:rPr>
         <w:t xml:space="preserve"> </w:t>
@@ -1592,37 +2999,55 @@
       <w:pPr>
         <w:pStyle w:val="11"/>
         <w:numPr>
-          <w:numId w:val="0"/>
-        </w:numPr>
-        <w:ind w:leftChars="0"/>
-        <w:rPr>
-          <w:rFonts w:hint="default"/>
-          <w:lang w:val="en-US" w:eastAsia="zh-CN"/>
-        </w:rPr>
-      </w:pPr>
-      <w:r>
-        <w:rPr>
-          <w:rFonts w:hint="default"/>
-          <w:lang w:val="en-US" w:eastAsia="zh-CN"/>
-        </w:rPr>
-        <w:t>3. 卷积核可视化</w:t>
-      </w:r>
-    </w:p>
-    <w:p>
-      <w:pPr>
-        <w:pStyle w:val="11"/>
-        <w:numPr>
-          <w:numId w:val="0"/>
-        </w:numPr>
-        <w:ind w:leftChars="0"/>
-        <w:rPr>
-          <w:rFonts w:hint="default"/>
-          <w:lang w:val="en-US" w:eastAsia="zh-CN"/>
-        </w:rPr>
-      </w:pPr>
-      <w:r>
-        <w:rPr>
-          <w:rFonts w:hint="default"/>
+          <w:ilvl w:val="0"/>
+          <w:numId w:val="0"/>
+        </w:numPr>
+        <w:ind w:leftChars="0"/>
+        <w:rPr>
+          <w:rFonts w:hint="default"/>
+          <w:b/>
+          <w:bCs/>
+          <w:sz w:val="24"/>
+          <w:szCs w:val="24"/>
+          <w:lang w:val="en-US" w:eastAsia="zh-CN"/>
+        </w:rPr>
+      </w:pPr>
+      <w:r>
+        <w:rPr>
+          <w:rFonts w:hint="default"/>
+          <w:b/>
+          <w:bCs/>
+          <w:sz w:val="24"/>
+          <w:szCs w:val="24"/>
+          <w:lang w:val="en-US" w:eastAsia="zh-CN"/>
+        </w:rPr>
+        <w:t>2. 传统 sinusoidal position encoding 如何生成？</w:t>
+      </w:r>
+    </w:p>
+    <w:p>
+      <w:pPr>
+        <w:pStyle w:val="11"/>
+        <w:numPr>
+          <w:ilvl w:val="0"/>
+          <w:numId w:val="0"/>
+        </w:numPr>
+        <w:ind w:leftChars="0"/>
+        <w:rPr>
+          <w:rFonts w:hint="default"/>
+          <w:b/>
+          <w:bCs/>
+          <w:sz w:val="24"/>
+          <w:szCs w:val="24"/>
+          <w:lang w:val="en-US" w:eastAsia="zh-CN"/>
+        </w:rPr>
+      </w:pPr>
+      <w:r>
+        <w:rPr>
+          <w:rFonts w:hint="default"/>
+          <w:b/>
+          <w:bCs/>
+          <w:sz w:val="24"/>
+          <w:szCs w:val="24"/>
           <w:lang w:val="en-US" w:eastAsia="zh-CN"/>
         </w:rPr>
         <w:t xml:space="preserve"> </w:t>
@@ -1632,57 +3057,55 @@
       <w:pPr>
         <w:pStyle w:val="11"/>
         <w:numPr>
-          <w:numId w:val="0"/>
-        </w:numPr>
-        <w:ind w:leftChars="0"/>
-        <w:rPr>
-          <w:rFonts w:hint="default"/>
-          <w:lang w:val="en-US" w:eastAsia="zh-CN"/>
-        </w:rPr>
-      </w:pPr>
-      <w:r>
-        <w:rPr>
-          <w:rFonts w:hint="default"/>
-          <w:lang w:val="en-US" w:eastAsia="zh-CN"/>
-        </w:rPr>
-        <w:t>- 训练后卷积核呈现水平/垂直边缘、纹理、方向特征。</w:t>
-      </w:r>
-    </w:p>
-    <w:p>
-      <w:pPr>
-        <w:pStyle w:val="11"/>
-        <w:numPr>
-          <w:numId w:val="0"/>
-        </w:numPr>
-        <w:ind w:leftChars="0"/>
-        <w:rPr>
-          <w:rFonts w:hint="default"/>
-          <w:lang w:val="en-US" w:eastAsia="zh-CN"/>
-        </w:rPr>
-      </w:pPr>
-      <w:r>
-        <w:rPr>
-          <w:rFonts w:hint="default"/>
-          <w:lang w:val="en-US" w:eastAsia="zh-CN"/>
-        </w:rPr>
-        <w:t>- 卷积核通过反向传播更新，自动学习数据中的关键特征。</w:t>
-      </w:r>
-    </w:p>
-    <w:p>
-      <w:pPr>
-        <w:pStyle w:val="11"/>
-        <w:numPr>
-          <w:numId w:val="0"/>
-        </w:numPr>
-        <w:ind w:leftChars="0"/>
-        <w:rPr>
-          <w:rFonts w:hint="default"/>
-          <w:lang w:val="en-US" w:eastAsia="zh-CN"/>
-        </w:rPr>
-      </w:pPr>
-      <w:r>
-        <w:rPr>
-          <w:rFonts w:hint="default"/>
+          <w:ilvl w:val="0"/>
+          <w:numId w:val="0"/>
+        </w:numPr>
+        <w:ind w:leftChars="0"/>
+        <w:rPr>
+          <w:rFonts w:hint="default"/>
+          <w:b/>
+          <w:bCs/>
+          <w:sz w:val="24"/>
+          <w:szCs w:val="24"/>
+          <w:lang w:val="en-US" w:eastAsia="zh-CN"/>
+        </w:rPr>
+      </w:pPr>
+      <w:r>
+        <w:rPr>
+          <w:rFonts w:hint="default"/>
+          <w:b/>
+          <w:bCs/>
+          <w:sz w:val="24"/>
+          <w:szCs w:val="24"/>
+          <w:lang w:val="en-US" w:eastAsia="zh-CN"/>
+        </w:rPr>
+        <w:t>使用正弦、余弦函数按维度奇偶交替生成位置向量，频率随维度递增衰减，公式见前文实现部分，生成后与词嵌入逐元素相加。</w:t>
+      </w:r>
+    </w:p>
+    <w:p>
+      <w:pPr>
+        <w:pStyle w:val="11"/>
+        <w:numPr>
+          <w:ilvl w:val="0"/>
+          <w:numId w:val="0"/>
+        </w:numPr>
+        <w:ind w:leftChars="0"/>
+        <w:rPr>
+          <w:rFonts w:hint="default"/>
+          <w:b/>
+          <w:bCs/>
+          <w:sz w:val="24"/>
+          <w:szCs w:val="24"/>
+          <w:lang w:val="en-US" w:eastAsia="zh-CN"/>
+        </w:rPr>
+      </w:pPr>
+      <w:r>
+        <w:rPr>
+          <w:rFonts w:hint="default"/>
+          <w:b/>
+          <w:bCs/>
+          <w:sz w:val="24"/>
+          <w:szCs w:val="24"/>
           <w:lang w:val="en-US" w:eastAsia="zh-CN"/>
         </w:rPr>
         <w:t xml:space="preserve"> </w:t>
@@ -1692,37 +3115,55 @@
       <w:pPr>
         <w:pStyle w:val="11"/>
         <w:numPr>
-          <w:numId w:val="0"/>
-        </w:numPr>
-        <w:ind w:leftChars="0"/>
-        <w:rPr>
-          <w:rFonts w:hint="default"/>
-          <w:lang w:val="en-US" w:eastAsia="zh-CN"/>
-        </w:rPr>
-      </w:pPr>
-      <w:r>
-        <w:rPr>
-          <w:rFonts w:hint="default"/>
-          <w:lang w:val="en-US" w:eastAsia="zh-CN"/>
-        </w:rPr>
-        <w:t>4. 特征图可视化</w:t>
-      </w:r>
-    </w:p>
-    <w:p>
-      <w:pPr>
-        <w:pStyle w:val="11"/>
-        <w:numPr>
-          <w:numId w:val="0"/>
-        </w:numPr>
-        <w:ind w:leftChars="0"/>
-        <w:rPr>
-          <w:rFonts w:hint="default"/>
-          <w:lang w:val="en-US" w:eastAsia="zh-CN"/>
-        </w:rPr>
-      </w:pPr>
-      <w:r>
-        <w:rPr>
-          <w:rFonts w:hint="default"/>
+          <w:ilvl w:val="0"/>
+          <w:numId w:val="0"/>
+        </w:numPr>
+        <w:ind w:leftChars="0"/>
+        <w:rPr>
+          <w:rFonts w:hint="default"/>
+          <w:b/>
+          <w:bCs/>
+          <w:sz w:val="24"/>
+          <w:szCs w:val="24"/>
+          <w:lang w:val="en-US" w:eastAsia="zh-CN"/>
+        </w:rPr>
+      </w:pPr>
+      <w:r>
+        <w:rPr>
+          <w:rFonts w:hint="default"/>
+          <w:b/>
+          <w:bCs/>
+          <w:sz w:val="24"/>
+          <w:szCs w:val="24"/>
+          <w:lang w:val="en-US" w:eastAsia="zh-CN"/>
+        </w:rPr>
+        <w:t>3. E + pos 为什么存在“内容和位置混合”问题？</w:t>
+      </w:r>
+    </w:p>
+    <w:p>
+      <w:pPr>
+        <w:pStyle w:val="11"/>
+        <w:numPr>
+          <w:ilvl w:val="0"/>
+          <w:numId w:val="0"/>
+        </w:numPr>
+        <w:ind w:leftChars="0"/>
+        <w:rPr>
+          <w:rFonts w:hint="default"/>
+          <w:b/>
+          <w:bCs/>
+          <w:sz w:val="24"/>
+          <w:szCs w:val="24"/>
+          <w:lang w:val="en-US" w:eastAsia="zh-CN"/>
+        </w:rPr>
+      </w:pPr>
+      <w:r>
+        <w:rPr>
+          <w:rFonts w:hint="default"/>
+          <w:b/>
+          <w:bCs/>
+          <w:sz w:val="24"/>
+          <w:szCs w:val="24"/>
           <w:lang w:val="en-US" w:eastAsia="zh-CN"/>
         </w:rPr>
         <w:t xml:space="preserve"> </w:t>
@@ -1732,57 +3173,84 @@
       <w:pPr>
         <w:pStyle w:val="11"/>
         <w:numPr>
-          <w:numId w:val="0"/>
-        </w:numPr>
-        <w:ind w:leftChars="0"/>
-        <w:rPr>
-          <w:rFonts w:hint="default"/>
-          <w:lang w:val="en-US" w:eastAsia="zh-CN"/>
-        </w:rPr>
-      </w:pPr>
-      <w:r>
-        <w:rPr>
-          <w:rFonts w:hint="default"/>
-          <w:lang w:val="en-US" w:eastAsia="zh-CN"/>
-        </w:rPr>
-        <w:t>- 不同特征图对图像不同区域产生强响应。</w:t>
-      </w:r>
-    </w:p>
-    <w:p>
-      <w:pPr>
-        <w:pStyle w:val="11"/>
-        <w:numPr>
-          <w:numId w:val="0"/>
-        </w:numPr>
-        <w:ind w:leftChars="0"/>
-        <w:rPr>
-          <w:rFonts w:hint="default"/>
-          <w:lang w:val="en-US" w:eastAsia="zh-CN"/>
-        </w:rPr>
-      </w:pPr>
-      <w:r>
-        <w:rPr>
-          <w:rFonts w:hint="default"/>
-          <w:lang w:val="en-US" w:eastAsia="zh-CN"/>
-        </w:rPr>
-        <w:t>- 部分提取边缘、部分提取轮廓，体现卷积层分工提取特征。</w:t>
-      </w:r>
-    </w:p>
-    <w:p>
-      <w:pPr>
-        <w:pStyle w:val="11"/>
-        <w:numPr>
-          <w:numId w:val="0"/>
-        </w:numPr>
-        <w:ind w:leftChars="0"/>
-        <w:rPr>
-          <w:rFonts w:hint="default"/>
-          <w:lang w:val="en-US" w:eastAsia="zh-CN"/>
-        </w:rPr>
-      </w:pPr>
-      <w:r>
-        <w:rPr>
-          <w:rFonts w:hint="default"/>
+          <w:ilvl w:val="0"/>
+          <w:numId w:val="0"/>
+        </w:numPr>
+        <w:ind w:leftChars="0"/>
+        <w:rPr>
+          <w:rFonts w:hint="default"/>
+          <w:b/>
+          <w:bCs/>
+          <w:sz w:val="24"/>
+          <w:szCs w:val="24"/>
+          <w:lang w:val="en-US" w:eastAsia="zh-CN"/>
+        </w:rPr>
+      </w:pPr>
+      <w:r>
+        <w:rPr>
+          <w:rFonts w:hint="default"/>
+          <w:b/>
+          <w:bCs/>
+          <w:sz w:val="24"/>
+          <w:szCs w:val="24"/>
+          <w:lang w:val="en-US" w:eastAsia="zh-CN"/>
+        </w:rPr>
+        <w:t>词嵌入 \boldsymbol{E} 代表语义内容，位置编码 \boldsymbol{PE} 代表位置信息，直接逐元素相加会让两个信息强行耦合。</w:t>
+      </w:r>
+    </w:p>
+    <w:p>
+      <w:pPr>
+        <w:pStyle w:val="11"/>
+        <w:numPr>
+          <w:ilvl w:val="0"/>
+          <w:numId w:val="0"/>
+        </w:numPr>
+        <w:ind w:leftChars="0"/>
+        <w:rPr>
+          <w:rFonts w:hint="default"/>
+          <w:b/>
+          <w:bCs/>
+          <w:sz w:val="24"/>
+          <w:szCs w:val="24"/>
+          <w:lang w:val="en-US" w:eastAsia="zh-CN"/>
+        </w:rPr>
+      </w:pPr>
+      <w:r>
+        <w:rPr>
+          <w:rFonts w:hint="default"/>
+          <w:b/>
+          <w:bCs/>
+          <w:sz w:val="24"/>
+          <w:szCs w:val="24"/>
+          <w:lang w:val="en-US" w:eastAsia="zh-CN"/>
+        </w:rPr>
+        <w:t>当语义相近、位置不同，或位置相近、语义不同时，向量特征会互相干扰，模型难以解耦内容与位置。</w:t>
+      </w:r>
+    </w:p>
+    <w:p>
+      <w:pPr>
+        <w:pStyle w:val="11"/>
+        <w:numPr>
+          <w:ilvl w:val="0"/>
+          <w:numId w:val="0"/>
+        </w:numPr>
+        <w:ind w:leftChars="0"/>
+        <w:rPr>
+          <w:rFonts w:hint="default"/>
+          <w:b/>
+          <w:bCs/>
+          <w:sz w:val="24"/>
+          <w:szCs w:val="24"/>
+          <w:lang w:val="en-US" w:eastAsia="zh-CN"/>
+        </w:rPr>
+      </w:pPr>
+      <w:r>
+        <w:rPr>
+          <w:rFonts w:hint="default"/>
+          <w:b/>
+          <w:bCs/>
+          <w:sz w:val="24"/>
+          <w:szCs w:val="24"/>
           <w:lang w:val="en-US" w:eastAsia="zh-CN"/>
         </w:rPr>
         <w:t xml:space="preserve"> </w:t>
@@ -1792,37 +3260,55 @@
       <w:pPr>
         <w:pStyle w:val="11"/>
         <w:numPr>
-          <w:numId w:val="0"/>
-        </w:numPr>
-        <w:ind w:leftChars="0"/>
-        <w:rPr>
-          <w:rFonts w:hint="default"/>
-          <w:lang w:val="en-US" w:eastAsia="zh-CN"/>
-        </w:rPr>
-      </w:pPr>
-      <w:r>
-        <w:rPr>
-          <w:rFonts w:hint="default"/>
-          <w:lang w:val="en-US" w:eastAsia="zh-CN"/>
-        </w:rPr>
-        <w:t>5. 错误分类样本分析</w:t>
-      </w:r>
-    </w:p>
-    <w:p>
-      <w:pPr>
-        <w:pStyle w:val="11"/>
-        <w:numPr>
-          <w:numId w:val="0"/>
-        </w:numPr>
-        <w:ind w:leftChars="0"/>
-        <w:rPr>
-          <w:rFonts w:hint="default"/>
-          <w:lang w:val="en-US" w:eastAsia="zh-CN"/>
-        </w:rPr>
-      </w:pPr>
-      <w:r>
-        <w:rPr>
-          <w:rFonts w:hint="default"/>
+          <w:ilvl w:val="0"/>
+          <w:numId w:val="0"/>
+        </w:numPr>
+        <w:ind w:leftChars="0"/>
+        <w:rPr>
+          <w:rFonts w:hint="default"/>
+          <w:b/>
+          <w:bCs/>
+          <w:sz w:val="24"/>
+          <w:szCs w:val="24"/>
+          <w:lang w:val="en-US" w:eastAsia="zh-CN"/>
+        </w:rPr>
+      </w:pPr>
+      <w:r>
+        <w:rPr>
+          <w:rFonts w:hint="default"/>
+          <w:b/>
+          <w:bCs/>
+          <w:sz w:val="24"/>
+          <w:szCs w:val="24"/>
+          <w:lang w:val="en-US" w:eastAsia="zh-CN"/>
+        </w:rPr>
+        <w:t>4. RoPE 不是加法，而是旋转</w:t>
+      </w:r>
+    </w:p>
+    <w:p>
+      <w:pPr>
+        <w:pStyle w:val="11"/>
+        <w:numPr>
+          <w:ilvl w:val="0"/>
+          <w:numId w:val="0"/>
+        </w:numPr>
+        <w:ind w:leftChars="0"/>
+        <w:rPr>
+          <w:rFonts w:hint="default"/>
+          <w:b/>
+          <w:bCs/>
+          <w:sz w:val="24"/>
+          <w:szCs w:val="24"/>
+          <w:lang w:val="en-US" w:eastAsia="zh-CN"/>
+        </w:rPr>
+      </w:pPr>
+      <w:r>
+        <w:rPr>
+          <w:rFonts w:hint="default"/>
+          <w:b/>
+          <w:bCs/>
+          <w:sz w:val="24"/>
+          <w:szCs w:val="24"/>
           <w:lang w:val="en-US" w:eastAsia="zh-CN"/>
         </w:rPr>
         <w:t xml:space="preserve"> </w:t>
@@ -1832,77 +3318,55 @@
       <w:pPr>
         <w:pStyle w:val="11"/>
         <w:numPr>
-          <w:numId w:val="0"/>
-        </w:numPr>
-        <w:ind w:leftChars="0"/>
-        <w:rPr>
-          <w:rFonts w:hint="default"/>
-          <w:lang w:val="en-US" w:eastAsia="zh-CN"/>
-        </w:rPr>
-      </w:pPr>
-      <w:r>
-        <w:rPr>
-          <w:rFonts w:hint="default"/>
-          <w:lang w:val="en-US" w:eastAsia="zh-CN"/>
-        </w:rPr>
-        <w:t>- 易混淆：4↔9、3↔5、7↔1、2↔7，因字形相似。</w:t>
-      </w:r>
-    </w:p>
-    <w:p>
-      <w:pPr>
-        <w:pStyle w:val="11"/>
-        <w:numPr>
-          <w:numId w:val="0"/>
-        </w:numPr>
-        <w:ind w:leftChars="0"/>
-        <w:rPr>
-          <w:rFonts w:hint="default"/>
-          <w:lang w:val="en-US" w:eastAsia="zh-CN"/>
-        </w:rPr>
-      </w:pPr>
-      <w:r>
-        <w:rPr>
-          <w:rFonts w:hint="default"/>
-          <w:lang w:val="en-US" w:eastAsia="zh-CN"/>
-        </w:rPr>
-        <w:t>- 错误原因：书写风格差异、噪声干扰、模型特征区分不足。</w:t>
-      </w:r>
-    </w:p>
-    <w:p>
-      <w:pPr>
-        <w:pStyle w:val="11"/>
-        <w:numPr>
-          <w:numId w:val="0"/>
-        </w:numPr>
-        <w:ind w:leftChars="0"/>
-        <w:rPr>
-          <w:rFonts w:hint="default"/>
-          <w:lang w:val="en-US" w:eastAsia="zh-CN"/>
-        </w:rPr>
-      </w:pPr>
-      <w:r>
-        <w:rPr>
-          <w:rFonts w:hint="default"/>
-          <w:lang w:val="en-US" w:eastAsia="zh-CN"/>
-        </w:rPr>
-        <w:t>- 改进方向：数据增强、加深网络、正则化、学习率调度。</w:t>
-      </w:r>
-    </w:p>
-    <w:p>
-      <w:pPr>
-        <w:pStyle w:val="11"/>
-        <w:numPr>
-          <w:numId w:val="0"/>
-        </w:numPr>
-        <w:ind w:leftChars="0"/>
-        <w:rPr>
-          <w:rFonts w:hint="default"/>
-          <w:lang w:val="en-US" w:eastAsia="zh-CN"/>
-        </w:rPr>
-      </w:pPr>
-      <w:r>
-        <w:rPr>
-          <w:rFonts w:hint="default"/>
+          <w:ilvl w:val="0"/>
+          <w:numId w:val="0"/>
+        </w:numPr>
+        <w:ind w:leftChars="0"/>
+        <w:rPr>
+          <w:rFonts w:hint="default"/>
+          <w:b/>
+          <w:bCs/>
+          <w:sz w:val="24"/>
+          <w:szCs w:val="24"/>
+          <w:lang w:val="en-US" w:eastAsia="zh-CN"/>
+        </w:rPr>
+      </w:pPr>
+      <w:r>
+        <w:rPr>
+          <w:rFonts w:hint="default"/>
+          <w:b/>
+          <w:bCs/>
+          <w:sz w:val="24"/>
+          <w:szCs w:val="24"/>
+          <w:lang w:val="en-US" w:eastAsia="zh-CN"/>
+        </w:rPr>
+        <w:t>RoPE 不做向量相加，而是将高维向量两两分组，对每组二维向量根据位置执行旋转变换，位置信息编码在旋转角度中，属于几何变换而非数值叠加。</w:t>
+      </w:r>
+    </w:p>
+    <w:p>
+      <w:pPr>
+        <w:pStyle w:val="11"/>
+        <w:numPr>
+          <w:ilvl w:val="0"/>
+          <w:numId w:val="0"/>
+        </w:numPr>
+        <w:ind w:leftChars="0"/>
+        <w:rPr>
+          <w:rFonts w:hint="default"/>
+          <w:b/>
+          <w:bCs/>
+          <w:sz w:val="24"/>
+          <w:szCs w:val="24"/>
+          <w:lang w:val="en-US" w:eastAsia="zh-CN"/>
+        </w:rPr>
+      </w:pPr>
+      <w:r>
+        <w:rPr>
+          <w:rFonts w:hint="default"/>
+          <w:b/>
+          <w:bCs/>
+          <w:sz w:val="24"/>
+          <w:szCs w:val="24"/>
           <w:lang w:val="en-US" w:eastAsia="zh-CN"/>
         </w:rPr>
         <w:t xml:space="preserve"> </w:t>
@@ -1912,37 +3376,55 @@
       <w:pPr>
         <w:pStyle w:val="11"/>
         <w:numPr>
-          <w:numId w:val="0"/>
-        </w:numPr>
-        <w:ind w:leftChars="0"/>
-        <w:rPr>
-          <w:rFonts w:hint="default"/>
-          <w:lang w:val="en-US" w:eastAsia="zh-CN"/>
-        </w:rPr>
-      </w:pPr>
-      <w:r>
-        <w:rPr>
-          <w:rFonts w:hint="default"/>
-          <w:lang w:val="en-US" w:eastAsia="zh-CN"/>
-        </w:rPr>
-        <w:t>6. 混淆矩阵</w:t>
-      </w:r>
-    </w:p>
-    <w:p>
-      <w:pPr>
-        <w:pStyle w:val="11"/>
-        <w:numPr>
-          <w:numId w:val="0"/>
-        </w:numPr>
-        <w:ind w:leftChars="0"/>
-        <w:rPr>
-          <w:rFonts w:hint="default"/>
-          <w:lang w:val="en-US" w:eastAsia="zh-CN"/>
-        </w:rPr>
-      </w:pPr>
-      <w:r>
-        <w:rPr>
-          <w:rFonts w:hint="default"/>
+          <w:ilvl w:val="0"/>
+          <w:numId w:val="0"/>
+        </w:numPr>
+        <w:ind w:leftChars="0"/>
+        <w:rPr>
+          <w:rFonts w:hint="default"/>
+          <w:b/>
+          <w:bCs/>
+          <w:sz w:val="24"/>
+          <w:szCs w:val="24"/>
+          <w:lang w:val="en-US" w:eastAsia="zh-CN"/>
+        </w:rPr>
+      </w:pPr>
+      <w:r>
+        <w:rPr>
+          <w:rFonts w:hint="default"/>
+          <w:b/>
+          <w:bCs/>
+          <w:sz w:val="24"/>
+          <w:szCs w:val="24"/>
+          <w:lang w:val="en-US" w:eastAsia="zh-CN"/>
+        </w:rPr>
+        <w:t>5. RoPE 作用在 Q 和 K 上</w:t>
+      </w:r>
+    </w:p>
+    <w:p>
+      <w:pPr>
+        <w:pStyle w:val="11"/>
+        <w:numPr>
+          <w:ilvl w:val="0"/>
+          <w:numId w:val="0"/>
+        </w:numPr>
+        <w:ind w:leftChars="0"/>
+        <w:rPr>
+          <w:rFonts w:hint="default"/>
+          <w:b/>
+          <w:bCs/>
+          <w:sz w:val="24"/>
+          <w:szCs w:val="24"/>
+          <w:lang w:val="en-US" w:eastAsia="zh-CN"/>
+        </w:rPr>
+      </w:pPr>
+      <w:r>
+        <w:rPr>
+          <w:rFonts w:hint="default"/>
+          <w:b/>
+          <w:bCs/>
+          <w:sz w:val="24"/>
+          <w:szCs w:val="24"/>
           <w:lang w:val="en-US" w:eastAsia="zh-CN"/>
         </w:rPr>
         <w:t xml:space="preserve"> </w:t>
@@ -1952,247 +3434,518 @@
       <w:pPr>
         <w:pStyle w:val="11"/>
         <w:numPr>
-          <w:numId w:val="0"/>
-        </w:numPr>
-        <w:ind w:leftChars="0"/>
-        <w:rPr>
-          <w:rFonts w:hint="default"/>
-          <w:lang w:val="en-US" w:eastAsia="zh-CN"/>
-        </w:rPr>
-      </w:pPr>
-      <w:r>
-        <w:rPr>
-          <w:rFonts w:hint="default"/>
-          <w:lang w:val="en-US" w:eastAsia="zh-CN"/>
-        </w:rPr>
-        <w:t>- 对角线：正确预测样本数，值越大越好。</w:t>
-      </w:r>
-    </w:p>
-    <w:p>
-      <w:pPr>
-        <w:pStyle w:val="11"/>
-        <w:numPr>
-          <w:numId w:val="0"/>
-        </w:numPr>
-        <w:ind w:leftChars="0"/>
-        <w:rPr>
-          <w:rFonts w:hint="default"/>
-          <w:lang w:val="en-US" w:eastAsia="zh-CN"/>
-        </w:rPr>
-      </w:pPr>
-      <w:r>
-        <w:rPr>
-          <w:rFonts w:hint="default"/>
-          <w:lang w:val="en-US" w:eastAsia="zh-CN"/>
-        </w:rPr>
-        <w:t>- 非对角线：错误分类样本数，反映类别混淆程度。</w:t>
-      </w:r>
-    </w:p>
-    <w:p>
-      <w:pPr>
-        <w:pStyle w:val="11"/>
-        <w:numPr>
-          <w:numId w:val="0"/>
-        </w:numPr>
-        <w:ind w:leftChars="0"/>
-        <w:rPr>
-          <w:rFonts w:hint="default"/>
-          <w:lang w:val="en-US" w:eastAsia="zh-CN"/>
-        </w:rPr>
-      </w:pPr>
-      <w:r>
-        <w:rPr>
-          <w:rFonts w:hint="default"/>
-          <w:lang w:val="en-US" w:eastAsia="zh-CN"/>
-        </w:rPr>
-        <w:t>- 最易混淆：数字 4 与 9、3 与 5 之间。</w:t>
-      </w:r>
-    </w:p>
-    <w:p>
-      <w:pPr>
-        <w:pStyle w:val="11"/>
-        <w:numPr>
-          <w:numId w:val="0"/>
-        </w:numPr>
-        <w:ind w:leftChars="0"/>
-        <w:rPr>
-          <w:rFonts w:hint="default"/>
-          <w:lang w:val="en-US" w:eastAsia="zh-CN"/>
-        </w:rPr>
-      </w:pPr>
-    </w:p>
-    <w:p>
-      <w:pPr>
-        <w:pStyle w:val="11"/>
-        <w:numPr>
-          <w:ilvl w:val="0"/>
-          <w:numId w:val="1"/>
-        </w:numPr>
-        <w:ind w:left="720" w:leftChars="0" w:hanging="720" w:firstLineChars="0"/>
-        <w:rPr>
-          <w:rFonts w:hint="eastAsia"/>
-          <w:b/>
-          <w:bCs/>
-          <w:sz w:val="24"/>
-          <w:szCs w:val="24"/>
-          <w:lang w:val="en-US" w:eastAsia="zh-CN"/>
-        </w:rPr>
-      </w:pPr>
-      <w:r>
-        <w:rPr>
-          <w:rFonts w:hint="eastAsia"/>
-          <w:b/>
-          <w:bCs/>
-          <w:sz w:val="24"/>
-          <w:szCs w:val="24"/>
-          <w:lang w:val="en-US" w:eastAsia="zh-CN"/>
-        </w:rPr>
-        <w:t>实验结论</w:t>
-      </w:r>
-    </w:p>
-    <w:p>
-      <w:pPr>
-        <w:pStyle w:val="11"/>
-        <w:numPr>
-          <w:ilvl w:val="0"/>
-          <w:numId w:val="0"/>
-        </w:numPr>
-        <w:ind w:leftChars="0"/>
-        <w:rPr>
-          <w:rFonts w:hint="default"/>
-          <w:b/>
-          <w:bCs/>
-          <w:sz w:val="24"/>
-          <w:szCs w:val="24"/>
-          <w:lang w:val="en-US" w:eastAsia="zh-CN"/>
-        </w:rPr>
-      </w:pPr>
-      <w:r>
-        <w:rPr>
-          <w:rFonts w:hint="default"/>
-          <w:b/>
-          <w:bCs/>
-          <w:sz w:val="24"/>
-          <w:szCs w:val="24"/>
-          <w:lang w:val="en-US" w:eastAsia="zh-CN"/>
-        </w:rPr>
-        <w:t>1. 优化器对 CNN 训练影响显著，Adam 整体最优。</w:t>
-      </w:r>
-    </w:p>
-    <w:p>
-      <w:pPr>
-        <w:pStyle w:val="11"/>
-        <w:numPr>
-          <w:ilvl w:val="0"/>
-          <w:numId w:val="0"/>
-        </w:numPr>
-        <w:ind w:leftChars="0"/>
-        <w:rPr>
-          <w:rFonts w:hint="default"/>
-          <w:b/>
-          <w:bCs/>
-          <w:sz w:val="24"/>
-          <w:szCs w:val="24"/>
-          <w:lang w:val="en-US" w:eastAsia="zh-CN"/>
-        </w:rPr>
-      </w:pPr>
-      <w:r>
-        <w:rPr>
-          <w:rFonts w:hint="default"/>
-          <w:b/>
-          <w:bCs/>
-          <w:sz w:val="24"/>
-          <w:szCs w:val="24"/>
-          <w:lang w:val="en-US" w:eastAsia="zh-CN"/>
-        </w:rPr>
-        <w:t>2. 学习率直接决定收敛效果，0.001 更适合 Adam。</w:t>
-      </w:r>
-    </w:p>
-    <w:p>
-      <w:pPr>
-        <w:pStyle w:val="11"/>
-        <w:numPr>
-          <w:ilvl w:val="0"/>
-          <w:numId w:val="0"/>
-        </w:numPr>
-        <w:ind w:leftChars="0"/>
-        <w:rPr>
-          <w:rFonts w:hint="default"/>
-          <w:b/>
-          <w:bCs/>
-          <w:sz w:val="24"/>
-          <w:szCs w:val="24"/>
-          <w:lang w:val="en-US" w:eastAsia="zh-CN"/>
-        </w:rPr>
-      </w:pPr>
-      <w:r>
-        <w:rPr>
-          <w:rFonts w:hint="default"/>
-          <w:b/>
-          <w:bCs/>
-          <w:sz w:val="24"/>
-          <w:szCs w:val="24"/>
-          <w:lang w:val="en-US" w:eastAsia="zh-CN"/>
-        </w:rPr>
-        <w:t>3. CNN 卷积层可自动学习边缘、纹理等特征，具备强大特征提取能力。</w:t>
-      </w:r>
-    </w:p>
-    <w:p>
-      <w:pPr>
-        <w:pStyle w:val="11"/>
-        <w:numPr>
-          <w:ilvl w:val="0"/>
-          <w:numId w:val="0"/>
-        </w:numPr>
-        <w:ind w:leftChars="0"/>
-        <w:rPr>
-          <w:rFonts w:hint="default"/>
-          <w:b/>
-          <w:bCs/>
-          <w:sz w:val="24"/>
-          <w:szCs w:val="24"/>
-          <w:lang w:val="en-US" w:eastAsia="zh-CN"/>
-        </w:rPr>
-      </w:pPr>
-      <w:r>
-        <w:rPr>
-          <w:rFonts w:hint="default"/>
-          <w:b/>
-          <w:bCs/>
-          <w:sz w:val="24"/>
-          <w:szCs w:val="24"/>
-          <w:lang w:val="en-US" w:eastAsia="zh-CN"/>
-        </w:rPr>
-        <w:t>4. 模型错误多由类别相似性导致，可通过数据与模型优化提升精度。</w:t>
-      </w:r>
-    </w:p>
-    <w:p>
-      <w:pPr>
-        <w:pStyle w:val="11"/>
-        <w:numPr>
-          <w:ilvl w:val="0"/>
-          <w:numId w:val="0"/>
-        </w:numPr>
-        <w:ind w:leftChars="0"/>
-        <w:rPr>
-          <w:rFonts w:hint="default"/>
-          <w:b/>
-          <w:bCs/>
-          <w:sz w:val="24"/>
-          <w:szCs w:val="24"/>
-          <w:lang w:val="en-US" w:eastAsia="zh-CN"/>
-        </w:rPr>
-      </w:pPr>
-      <w:r>
-        <w:rPr>
-          <w:rFonts w:hint="default"/>
-          <w:b/>
-          <w:bCs/>
-          <w:sz w:val="24"/>
-          <w:szCs w:val="24"/>
-          <w:lang w:val="en-US" w:eastAsia="zh-CN"/>
-        </w:rPr>
-        <w:t>5. 损失曲线、混淆矩阵、错误样本、特征可视化是分析 CNN 的有效手段。</w:t>
+          <w:ilvl w:val="0"/>
+          <w:numId w:val="0"/>
+        </w:numPr>
+        <w:ind w:leftChars="0"/>
+        <w:rPr>
+          <w:rFonts w:hint="default"/>
+          <w:b/>
+          <w:bCs/>
+          <w:sz w:val="24"/>
+          <w:szCs w:val="24"/>
+          <w:lang w:val="en-US" w:eastAsia="zh-CN"/>
+        </w:rPr>
+      </w:pPr>
+      <w:r>
+        <w:rPr>
+          <w:rFonts w:hint="default"/>
+          <w:b/>
+          <w:bCs/>
+          <w:sz w:val="24"/>
+          <w:szCs w:val="24"/>
+          <w:lang w:val="en-US" w:eastAsia="zh-CN"/>
+        </w:rPr>
+        <w:t>RoPE 标准用法是分别对 Query 和 Key 做位置旋转，再计算注意力分数；Value 一般不做旋转。这样设计能让注意力分数天然融入位置关系。</w:t>
+      </w:r>
+    </w:p>
+    <w:p>
+      <w:pPr>
+        <w:pStyle w:val="11"/>
+        <w:numPr>
+          <w:ilvl w:val="0"/>
+          <w:numId w:val="0"/>
+        </w:numPr>
+        <w:ind w:leftChars="0"/>
+        <w:rPr>
+          <w:rFonts w:hint="default"/>
+          <w:b/>
+          <w:bCs/>
+          <w:sz w:val="24"/>
+          <w:szCs w:val="24"/>
+          <w:lang w:val="en-US" w:eastAsia="zh-CN"/>
+        </w:rPr>
+      </w:pPr>
+      <w:r>
+        <w:rPr>
+          <w:rFonts w:hint="default"/>
+          <w:b/>
+          <w:bCs/>
+          <w:sz w:val="24"/>
+          <w:szCs w:val="24"/>
+          <w:lang w:val="en-US" w:eastAsia="zh-CN"/>
+        </w:rPr>
+        <w:t xml:space="preserve"> </w:t>
+      </w:r>
+    </w:p>
+    <w:p>
+      <w:pPr>
+        <w:pStyle w:val="11"/>
+        <w:numPr>
+          <w:ilvl w:val="0"/>
+          <w:numId w:val="0"/>
+        </w:numPr>
+        <w:ind w:leftChars="0"/>
+        <w:rPr>
+          <w:rFonts w:hint="default"/>
+          <w:b/>
+          <w:bCs/>
+          <w:sz w:val="24"/>
+          <w:szCs w:val="24"/>
+          <w:lang w:val="en-US" w:eastAsia="zh-CN"/>
+        </w:rPr>
+      </w:pPr>
+      <w:r>
+        <w:rPr>
+          <w:rFonts w:hint="default"/>
+          <w:b/>
+          <w:bCs/>
+          <w:sz w:val="24"/>
+          <w:szCs w:val="24"/>
+          <w:lang w:val="en-US" w:eastAsia="zh-CN"/>
+        </w:rPr>
+        <w:t>6. RoPE 的点积天然包含相对位置</w:t>
+      </w:r>
+    </w:p>
+    <w:p>
+      <w:pPr>
+        <w:pStyle w:val="11"/>
+        <w:numPr>
+          <w:ilvl w:val="0"/>
+          <w:numId w:val="0"/>
+        </w:numPr>
+        <w:ind w:leftChars="0"/>
+        <w:rPr>
+          <w:rFonts w:hint="default"/>
+          <w:b/>
+          <w:bCs/>
+          <w:sz w:val="24"/>
+          <w:szCs w:val="24"/>
+          <w:lang w:val="en-US" w:eastAsia="zh-CN"/>
+        </w:rPr>
+      </w:pPr>
+      <w:r>
+        <w:rPr>
+          <w:rFonts w:hint="default"/>
+          <w:b/>
+          <w:bCs/>
+          <w:sz w:val="24"/>
+          <w:szCs w:val="24"/>
+          <w:lang w:val="en-US" w:eastAsia="zh-CN"/>
+        </w:rPr>
+        <w:t xml:space="preserve"> </w:t>
+      </w:r>
+    </w:p>
+    <w:p>
+      <w:pPr>
+        <w:pStyle w:val="11"/>
+        <w:numPr>
+          <w:ilvl w:val="0"/>
+          <w:numId w:val="0"/>
+        </w:numPr>
+        <w:ind w:leftChars="0"/>
+        <w:rPr>
+          <w:rFonts w:hint="default"/>
+          <w:b/>
+          <w:bCs/>
+          <w:sz w:val="24"/>
+          <w:szCs w:val="24"/>
+          <w:lang w:val="en-US" w:eastAsia="zh-CN"/>
+        </w:rPr>
+      </w:pPr>
+      <w:r>
+        <w:rPr>
+          <w:rFonts w:hint="default"/>
+          <w:b/>
+          <w:bCs/>
+          <w:sz w:val="24"/>
+          <w:szCs w:val="24"/>
+          <w:lang w:val="en-US" w:eastAsia="zh-CN"/>
+        </w:rPr>
+        <w:t>对位置 m 的 Q、位置 n 的 K 分别旋转后，二者点积展开可化简为仅依赖相对偏移 m-n 的表达式，和绝对位置无关，天然建模相对位置。</w:t>
+      </w:r>
+    </w:p>
+    <w:p>
+      <w:pPr>
+        <w:pStyle w:val="11"/>
+        <w:numPr>
+          <w:ilvl w:val="0"/>
+          <w:numId w:val="0"/>
+        </w:numPr>
+        <w:ind w:leftChars="0"/>
+        <w:rPr>
+          <w:rFonts w:hint="default"/>
+          <w:b/>
+          <w:bCs/>
+          <w:sz w:val="24"/>
+          <w:szCs w:val="24"/>
+          <w:lang w:val="en-US" w:eastAsia="zh-CN"/>
+        </w:rPr>
+      </w:pPr>
+      <w:r>
+        <w:rPr>
+          <w:rFonts w:hint="default"/>
+          <w:b/>
+          <w:bCs/>
+          <w:sz w:val="24"/>
+          <w:szCs w:val="24"/>
+          <w:lang w:val="en-US" w:eastAsia="zh-CN"/>
+        </w:rPr>
+        <w:t xml:space="preserve"> </w:t>
+      </w:r>
+    </w:p>
+    <w:p>
+      <w:pPr>
+        <w:pStyle w:val="11"/>
+        <w:numPr>
+          <w:ilvl w:val="0"/>
+          <w:numId w:val="0"/>
+        </w:numPr>
+        <w:ind w:leftChars="0"/>
+        <w:rPr>
+          <w:rFonts w:hint="default"/>
+          <w:b/>
+          <w:bCs/>
+          <w:sz w:val="24"/>
+          <w:szCs w:val="24"/>
+          <w:lang w:val="en-US" w:eastAsia="zh-CN"/>
+        </w:rPr>
+      </w:pPr>
+      <w:r>
+        <w:rPr>
+          <w:rFonts w:hint="default"/>
+          <w:b/>
+          <w:bCs/>
+          <w:sz w:val="24"/>
+          <w:szCs w:val="24"/>
+          <w:lang w:val="en-US" w:eastAsia="zh-CN"/>
+        </w:rPr>
+        <w:t>7. Attention score 中相对位置由旋转结构自然出现</w:t>
+      </w:r>
+    </w:p>
+    <w:p>
+      <w:pPr>
+        <w:pStyle w:val="11"/>
+        <w:numPr>
+          <w:ilvl w:val="0"/>
+          <w:numId w:val="0"/>
+        </w:numPr>
+        <w:ind w:leftChars="0"/>
+        <w:rPr>
+          <w:rFonts w:hint="default"/>
+          <w:b/>
+          <w:bCs/>
+          <w:sz w:val="24"/>
+          <w:szCs w:val="24"/>
+          <w:lang w:val="en-US" w:eastAsia="zh-CN"/>
+        </w:rPr>
+      </w:pPr>
+      <w:r>
+        <w:rPr>
+          <w:rFonts w:hint="default"/>
+          <w:b/>
+          <w:bCs/>
+          <w:sz w:val="24"/>
+          <w:szCs w:val="24"/>
+          <w:lang w:val="en-US" w:eastAsia="zh-CN"/>
+        </w:rPr>
+        <w:t xml:space="preserve"> </w:t>
+      </w:r>
+    </w:p>
+    <w:p>
+      <w:pPr>
+        <w:pStyle w:val="11"/>
+        <w:numPr>
+          <w:ilvl w:val="0"/>
+          <w:numId w:val="0"/>
+        </w:numPr>
+        <w:ind w:leftChars="0"/>
+        <w:rPr>
+          <w:rFonts w:hint="default"/>
+          <w:b/>
+          <w:bCs/>
+          <w:sz w:val="24"/>
+          <w:szCs w:val="24"/>
+          <w:lang w:val="en-US" w:eastAsia="zh-CN"/>
+        </w:rPr>
+      </w:pPr>
+      <w:r>
+        <w:rPr>
+          <w:rFonts w:hint="default"/>
+          <w:b/>
+          <w:bCs/>
+          <w:sz w:val="24"/>
+          <w:szCs w:val="24"/>
+          <w:lang w:val="en-US" w:eastAsia="zh-CN"/>
+        </w:rPr>
+        <w:t>注意力分数 Attention(Q,K) = \text{softmax}(\tilde{Q}\tilde{K}^\top)，\tilde{Q},\tilde{K} 携带位置旋转信息，矩阵内积后，每一对 token 的交互强度由二者相对位置决定，无需额外设计相对位置偏置。</w:t>
+      </w:r>
+    </w:p>
+    <w:p>
+      <w:pPr>
+        <w:pStyle w:val="11"/>
+        <w:numPr>
+          <w:ilvl w:val="0"/>
+          <w:numId w:val="0"/>
+        </w:numPr>
+        <w:ind w:leftChars="0"/>
+        <w:rPr>
+          <w:rFonts w:hint="default"/>
+          <w:b/>
+          <w:bCs/>
+          <w:sz w:val="24"/>
+          <w:szCs w:val="24"/>
+          <w:lang w:val="en-US" w:eastAsia="zh-CN"/>
+        </w:rPr>
+      </w:pPr>
+      <w:r>
+        <w:rPr>
+          <w:rFonts w:hint="default"/>
+          <w:b/>
+          <w:bCs/>
+          <w:sz w:val="24"/>
+          <w:szCs w:val="24"/>
+          <w:lang w:val="en-US" w:eastAsia="zh-CN"/>
+        </w:rPr>
+        <w:t xml:space="preserve"> </w:t>
+      </w:r>
+    </w:p>
+    <w:p>
+      <w:pPr>
+        <w:pStyle w:val="11"/>
+        <w:numPr>
+          <w:ilvl w:val="0"/>
+          <w:numId w:val="0"/>
+        </w:numPr>
+        <w:ind w:leftChars="0"/>
+        <w:rPr>
+          <w:rFonts w:hint="default"/>
+          <w:b/>
+          <w:bCs/>
+          <w:sz w:val="24"/>
+          <w:szCs w:val="24"/>
+          <w:lang w:val="en-US" w:eastAsia="zh-CN"/>
+        </w:rPr>
+      </w:pPr>
+      <w:r>
+        <w:rPr>
+          <w:rFonts w:hint="default"/>
+          <w:b/>
+          <w:bCs/>
+          <w:sz w:val="24"/>
+          <w:szCs w:val="24"/>
+          <w:lang w:val="en-US" w:eastAsia="zh-CN"/>
+        </w:rPr>
+        <w:t>8. 为什么 RoPE 比 E+pos 更巧妙？</w:t>
+      </w:r>
+    </w:p>
+    <w:p>
+      <w:pPr>
+        <w:pStyle w:val="11"/>
+        <w:numPr>
+          <w:ilvl w:val="0"/>
+          <w:numId w:val="0"/>
+        </w:numPr>
+        <w:ind w:leftChars="0"/>
+        <w:rPr>
+          <w:rFonts w:hint="default"/>
+          <w:b/>
+          <w:bCs/>
+          <w:sz w:val="24"/>
+          <w:szCs w:val="24"/>
+          <w:lang w:val="en-US" w:eastAsia="zh-CN"/>
+        </w:rPr>
+      </w:pPr>
+      <w:r>
+        <w:rPr>
+          <w:rFonts w:hint="default"/>
+          <w:b/>
+          <w:bCs/>
+          <w:sz w:val="24"/>
+          <w:szCs w:val="24"/>
+          <w:lang w:val="en-US" w:eastAsia="zh-CN"/>
+        </w:rPr>
+        <w:t xml:space="preserve"> </w:t>
+      </w:r>
+    </w:p>
+    <w:p>
+      <w:pPr>
+        <w:pStyle w:val="11"/>
+        <w:numPr>
+          <w:ilvl w:val="0"/>
+          <w:numId w:val="0"/>
+        </w:numPr>
+        <w:ind w:leftChars="0"/>
+        <w:rPr>
+          <w:rFonts w:hint="default"/>
+          <w:b/>
+          <w:bCs/>
+          <w:sz w:val="24"/>
+          <w:szCs w:val="24"/>
+          <w:lang w:val="en-US" w:eastAsia="zh-CN"/>
+        </w:rPr>
+      </w:pPr>
+      <w:r>
+        <w:rPr>
+          <w:rFonts w:hint="default"/>
+          <w:b/>
+          <w:bCs/>
+          <w:sz w:val="24"/>
+          <w:szCs w:val="24"/>
+          <w:lang w:val="en-US" w:eastAsia="zh-CN"/>
+        </w:rPr>
+        <w:t>1. 解耦性更强：不用加法混合内容与位置，通过几何变换注入位置，语义和位置信息互不干扰；</w:t>
+      </w:r>
+    </w:p>
+    <w:p>
+      <w:pPr>
+        <w:pStyle w:val="11"/>
+        <w:numPr>
+          <w:ilvl w:val="0"/>
+          <w:numId w:val="0"/>
+        </w:numPr>
+        <w:ind w:leftChars="0"/>
+        <w:rPr>
+          <w:rFonts w:hint="default"/>
+          <w:b/>
+          <w:bCs/>
+          <w:sz w:val="24"/>
+          <w:szCs w:val="24"/>
+          <w:lang w:val="en-US" w:eastAsia="zh-CN"/>
+        </w:rPr>
+      </w:pPr>
+    </w:p>
+    <w:p>
+      <w:pPr>
+        <w:pStyle w:val="11"/>
+        <w:numPr>
+          <w:ilvl w:val="0"/>
+          <w:numId w:val="0"/>
+        </w:numPr>
+        <w:ind w:leftChars="0"/>
+        <w:rPr>
+          <w:rFonts w:hint="default"/>
+          <w:b/>
+          <w:bCs/>
+          <w:sz w:val="24"/>
+          <w:szCs w:val="24"/>
+          <w:lang w:val="en-US" w:eastAsia="zh-CN"/>
+        </w:rPr>
+      </w:pPr>
+      <w:r>
+        <w:rPr>
+          <w:rFonts w:hint="default"/>
+          <w:b/>
+          <w:bCs/>
+          <w:sz w:val="24"/>
+          <w:szCs w:val="24"/>
+          <w:lang w:val="en-US" w:eastAsia="zh-CN"/>
+        </w:rPr>
+        <w:t>2. 天然支持相对位置：加法式编码偏向建模绝对位置，RoPE 点积天然依赖相对偏移，更适配长序列、文本语序依赖；</w:t>
+      </w:r>
+    </w:p>
+    <w:p>
+      <w:pPr>
+        <w:pStyle w:val="11"/>
+        <w:numPr>
+          <w:ilvl w:val="0"/>
+          <w:numId w:val="0"/>
+        </w:numPr>
+        <w:ind w:leftChars="0"/>
+        <w:rPr>
+          <w:rFonts w:hint="default"/>
+          <w:b/>
+          <w:bCs/>
+          <w:sz w:val="24"/>
+          <w:szCs w:val="24"/>
+          <w:lang w:val="en-US" w:eastAsia="zh-CN"/>
+        </w:rPr>
+      </w:pPr>
+    </w:p>
+    <w:p>
+      <w:pPr>
+        <w:pStyle w:val="11"/>
+        <w:numPr>
+          <w:ilvl w:val="0"/>
+          <w:numId w:val="0"/>
+        </w:numPr>
+        <w:ind w:leftChars="0"/>
+        <w:rPr>
+          <w:rFonts w:hint="default"/>
+          <w:b/>
+          <w:bCs/>
+          <w:sz w:val="24"/>
+          <w:szCs w:val="24"/>
+          <w:lang w:val="en-US" w:eastAsia="zh-CN"/>
+        </w:rPr>
+      </w:pPr>
+      <w:r>
+        <w:rPr>
+          <w:rFonts w:hint="default"/>
+          <w:b/>
+          <w:bCs/>
+          <w:sz w:val="24"/>
+          <w:szCs w:val="24"/>
+          <w:lang w:val="en-US" w:eastAsia="zh-CN"/>
+        </w:rPr>
+        <w:t>3. 泛化性更好：正弦编码外推长序列效果差，RoPE 在超长序列上位置建模更稳定；</w:t>
+      </w:r>
+    </w:p>
+    <w:p>
+      <w:pPr>
+        <w:pStyle w:val="11"/>
+        <w:numPr>
+          <w:ilvl w:val="0"/>
+          <w:numId w:val="0"/>
+        </w:numPr>
+        <w:ind w:leftChars="0"/>
+        <w:rPr>
+          <w:rFonts w:hint="default"/>
+          <w:b/>
+          <w:bCs/>
+          <w:sz w:val="24"/>
+          <w:szCs w:val="24"/>
+          <w:lang w:val="en-US" w:eastAsia="zh-CN"/>
+        </w:rPr>
+      </w:pPr>
+    </w:p>
+    <w:p>
+      <w:pPr>
+        <w:pStyle w:val="11"/>
+        <w:numPr>
+          <w:ilvl w:val="0"/>
+          <w:numId w:val="0"/>
+        </w:numPr>
+        <w:ind w:leftChars="0"/>
+        <w:rPr>
+          <w:rFonts w:hint="default"/>
+          <w:b/>
+          <w:bCs/>
+          <w:sz w:val="24"/>
+          <w:szCs w:val="24"/>
+          <w:lang w:val="en-US" w:eastAsia="zh-CN"/>
+        </w:rPr>
+      </w:pPr>
+      <w:r>
+        <w:rPr>
+          <w:rFonts w:hint="default"/>
+          <w:b/>
+          <w:bCs/>
+          <w:sz w:val="24"/>
+          <w:szCs w:val="24"/>
+          <w:lang w:val="en-US" w:eastAsia="zh-CN"/>
+        </w:rPr>
+        <w:t>4. 形式简洁：纯线性旋转变换，无额外参数，推理成本低，易部署。</w:t>
       </w:r>
     </w:p>
     <w:sectPr>
